--- a/Курсовая xD.docx
+++ b/Курсовая xD.docx
@@ -57,13 +57,8 @@
         </w:numPr>
       </w:pPr>
       <w:r>
-        <w:t xml:space="preserve">почему </w:t>
-      </w:r>
-      <w:proofErr w:type="spellStart"/>
-      <w:r>
-        <w:t>Unity</w:t>
-      </w:r>
-      <w:proofErr w:type="spellEnd"/>
+        <w:t>почему Unity</w:t>
+      </w:r>
     </w:p>
     <w:p>
       <w:pPr>
@@ -79,7 +74,7 @@
     <w:p>
       <w:r>
         <w:pict w14:anchorId="089661FE">
-          <v:rect id="_x0000_i1049" style="width:0;height:1.5pt" o:hralign="center" o:hrstd="t" o:hr="t" fillcolor="#a0a0a0" stroked="f"/>
+          <v:rect id="_x0000_i1025" style="width:0;height:1.5pt" o:hralign="center" o:hrstd="t" o:hr="t" fillcolor="#a0a0a0" stroked="f"/>
         </w:pict>
       </w:r>
     </w:p>
@@ -143,7 +138,7 @@
     <w:p>
       <w:r>
         <w:pict w14:anchorId="0C3A0459">
-          <v:rect id="_x0000_i1050" style="width:0;height:1.5pt" o:hralign="center" o:hrstd="t" o:hr="t" fillcolor="#a0a0a0" stroked="f"/>
+          <v:rect id="_x0000_i1026" style="width:0;height:1.5pt" o:hralign="center" o:hrstd="t" o:hr="t" fillcolor="#a0a0a0" stroked="f"/>
         </w:pict>
       </w:r>
     </w:p>
@@ -168,7 +163,6 @@
       </w:r>
     </w:p>
     <w:p>
-      <w:proofErr w:type="spellStart"/>
       <w:r>
         <w:rPr>
           <w:b/>
@@ -176,7 +170,6 @@
         </w:rPr>
         <w:t>ISorter</w:t>
       </w:r>
-      <w:proofErr w:type="spellEnd"/>
     </w:p>
     <w:p>
       <w:pPr>
@@ -212,7 +205,6 @@
       </w:r>
     </w:p>
     <w:p>
-      <w:proofErr w:type="spellStart"/>
       <w:r>
         <w:rPr>
           <w:b/>
@@ -220,7 +212,6 @@
         </w:rPr>
         <w:t>SortController</w:t>
       </w:r>
-      <w:proofErr w:type="spellEnd"/>
     </w:p>
     <w:p>
       <w:pPr>
@@ -256,7 +247,6 @@
       </w:r>
     </w:p>
     <w:p>
-      <w:proofErr w:type="spellStart"/>
       <w:r>
         <w:rPr>
           <w:b/>
@@ -264,7 +254,6 @@
         </w:rPr>
         <w:t>ArrayVisualizer</w:t>
       </w:r>
-      <w:proofErr w:type="spellEnd"/>
     </w:p>
     <w:p>
       <w:pPr>
@@ -296,18 +285,13 @@
         </w:numPr>
       </w:pPr>
       <w:r>
-        <w:t xml:space="preserve">почему используется </w:t>
-      </w:r>
-      <w:proofErr w:type="spellStart"/>
-      <w:r>
-        <w:t>корутина</w:t>
-      </w:r>
-      <w:proofErr w:type="spellEnd"/>
+        <w:t>почему используется корутина</w:t>
+      </w:r>
     </w:p>
     <w:p>
       <w:r>
         <w:pict w14:anchorId="28C59137">
-          <v:rect id="_x0000_i1051" style="width:0;height:1.5pt" o:hralign="center" o:hrstd="t" o:hr="t" fillcolor="#a0a0a0" stroked="f"/>
+          <v:rect id="_x0000_i1027" style="width:0;height:1.5pt" o:hralign="center" o:hrstd="t" o:hr="t" fillcolor="#a0a0a0" stroked="f"/>
         </w:pict>
       </w:r>
     </w:p>
@@ -396,7 +380,7 @@
     <w:p>
       <w:r>
         <w:pict w14:anchorId="3E60BE60">
-          <v:rect id="_x0000_i1052" style="width:0;height:1.5pt" o:hralign="center" o:hrstd="t" o:hr="t" fillcolor="#a0a0a0" stroked="f"/>
+          <v:rect id="_x0000_i1028" style="width:0;height:1.5pt" o:hralign="center" o:hrstd="t" o:hr="t" fillcolor="#a0a0a0" stroked="f"/>
         </w:pict>
       </w:r>
     </w:p>
@@ -448,6 +432,12 @@
         <w:t>возможность добавлять новые сортировки</w:t>
       </w:r>
     </w:p>
+    <w:p/>
+    <w:p>
+      <w:r>
+        <w:t>=====================================================================================</w:t>
+      </w:r>
+    </w:p>
     <w:p>
       <w:pPr>
         <w:rPr>
@@ -460,73 +450,146 @@
           <w:b/>
           <w:bCs/>
         </w:rPr>
-        <w:t>1. Общая архитектура проекта</w:t>
-      </w:r>
-    </w:p>
-    <w:p>
-      <w:r>
-        <w:t xml:space="preserve">Проект представляет собой систему визуализации алгоритмов сортировки, реализованную в среде </w:t>
-      </w:r>
-      <w:proofErr w:type="spellStart"/>
-      <w:r>
-        <w:t>Unity</w:t>
-      </w:r>
-      <w:proofErr w:type="spellEnd"/>
-      <w:r>
-        <w:t>. Основной целью проекта является наглядная демонстрация работы различных алгоритмов сортировки массивов чисел с использованием анимации.</w:t>
-      </w:r>
-    </w:p>
-    <w:p>
-      <w:r>
-        <w:t xml:space="preserve">Архитектура проекта построена на принципе </w:t>
-      </w:r>
-      <w:r>
+        <w:t>1. Общая идея проекта</w:t>
+      </w:r>
+    </w:p>
+    <w:p>
+      <w:pPr>
         <w:rPr>
           <w:b/>
           <w:bCs/>
         </w:rPr>
-        <w:t>разделения ответственности</w:t>
-      </w:r>
-      <w:r>
-        <w:t>. Алгоритмы сортировки не зависят от конкретного способа визуализации и не содержат кода, связанного с графическим представлением данных. Взаимодействие между алгоритмами сортировки и визуализацией осуществляется через интерфейсы.</w:t>
-      </w:r>
-    </w:p>
-    <w:p>
-      <w:r>
-        <w:t>Такой подход позволяет:</w:t>
+      </w:pPr>
+      <w:r>
+        <w:t xml:space="preserve">Данный проект представляет собой учебное приложение, разработанное в среде </w:t>
+      </w:r>
+      <w:r>
+        <w:rPr>
+          <w:b/>
+          <w:bCs/>
+        </w:rPr>
+        <w:t>Unity</w:t>
+      </w:r>
+      <w:r>
+        <w:t>, предназначенное для визуализации работы алгоритмов сортировки массивов.</w:t>
+      </w:r>
+      <w:r>
+        <w:br/>
+      </w:r>
+    </w:p>
+    <w:p>
+      <w:pPr>
+        <w:rPr>
+          <w:b/>
+          <w:bCs/>
+        </w:rPr>
+      </w:pPr>
+      <w:r>
+        <w:rPr>
+          <w:b/>
+          <w:bCs/>
+        </w:rPr>
+        <w:t>Цель проекта</w:t>
+      </w:r>
+      <w:r>
+        <w:br/>
+        <w:t xml:space="preserve">Целью курсовой работы является разработка учебного приложения, предназначенного для </w:t>
+      </w:r>
+      <w:r>
+        <w:rPr>
+          <w:b/>
+          <w:bCs/>
+        </w:rPr>
+        <w:t>помощи студентам первых курсов</w:t>
+      </w:r>
+      <w:r>
+        <w:t xml:space="preserve"> в изучении алгоритмов сортировки массивов.</w:t>
+      </w:r>
+    </w:p>
+    <w:p>
+      <w:r>
+        <w:t xml:space="preserve">Приложение позволяет наглядно наблюдать, </w:t>
+      </w:r>
+      <w:r>
+        <w:rPr>
+          <w:b/>
+          <w:bCs/>
+        </w:rPr>
+        <w:t>как именно работает каждый алгоритм сортировки</w:t>
+      </w:r>
+      <w:r>
+        <w:t>, какие операции он выполняет и в какой последовательности.</w:t>
+      </w:r>
+    </w:p>
+    <w:p>
+      <w:r>
+        <w:pict w14:anchorId="3EA75205">
+          <v:rect id="_x0000_i1029" style="width:0;height:1.5pt" o:hralign="center" o:hrstd="t" o:hr="t" fillcolor="#a0a0a0" stroked="f"/>
+        </w:pict>
+      </w:r>
+    </w:p>
+    <w:p>
+      <w:pPr>
+        <w:rPr>
+          <w:b/>
+          <w:bCs/>
+        </w:rPr>
+      </w:pPr>
+      <w:r>
+        <w:rPr>
+          <w:b/>
+          <w:bCs/>
+        </w:rPr>
+        <w:t>Назначение приложения</w:t>
+      </w:r>
+      <w:r>
+        <w:br/>
+        <w:t>Разрабатываемое приложение ориентировано в первую очередь на:</w:t>
       </w:r>
     </w:p>
     <w:p>
       <w:pPr>
         <w:numPr>
           <w:ilvl w:val="0"/>
-          <w:numId w:val="9"/>
+          <w:numId w:val="21"/>
         </w:numPr>
       </w:pPr>
       <w:r>
-        <w:t>легко добавлять новые алгоритмы сортировки;</w:t>
+        <w:t>студентов 1 курса технических направлений;</w:t>
       </w:r>
     </w:p>
     <w:p>
       <w:pPr>
         <w:numPr>
           <w:ilvl w:val="0"/>
-          <w:numId w:val="9"/>
+          <w:numId w:val="21"/>
         </w:numPr>
       </w:pPr>
       <w:r>
-        <w:t>изменять или расширять визуализацию без изменения логики сортировки;</w:t>
+        <w:t>начинающих программистов;</w:t>
       </w:r>
     </w:p>
     <w:p>
       <w:pPr>
         <w:numPr>
           <w:ilvl w:val="0"/>
-          <w:numId w:val="9"/>
+          <w:numId w:val="21"/>
         </w:numPr>
       </w:pPr>
       <w:r>
-        <w:t>упростить поддержку и понимание кода.</w:t>
+        <w:t>пользователей, испытывающих трудности с пониманием алгоритмов при изучении их только по текстовым описаниям и псевдокоду.</w:t>
+      </w:r>
+    </w:p>
+    <w:p>
+      <w:r>
+        <w:t>Приложение предназначено для использования в учебных целях и может применяться как вспомогательный инструмент при изучении дисциплин, связанных с алгоритмами и структурами данных.</w:t>
+      </w:r>
+    </w:p>
+    <w:p>
+      <w:r>
+        <w:pict w14:anchorId="34025C17">
+          <v:rect id="_x0000_i1030" style="width:0;height:1.5pt" o:hralign="center" o:hrstd="t" o:hr="t" fillcolor="#a0a0a0" stroked="f"/>
+        </w:pict>
       </w:r>
     </w:p>
     <w:p>
@@ -541,159 +604,246 @@
           <w:b/>
           <w:bCs/>
         </w:rPr>
-        <w:t xml:space="preserve">2. Интерфейс </w:t>
-      </w:r>
-      <w:proofErr w:type="spellStart"/>
+        <w:t>Идея и концепция</w:t>
+      </w:r>
+      <w:r>
+        <w:br/>
+        <w:t>Основная идея проекта заключается в создании интерактивного приложения, в котором пользователь может:</w:t>
+      </w:r>
+    </w:p>
+    <w:p>
+      <w:pPr>
+        <w:numPr>
+          <w:ilvl w:val="0"/>
+          <w:numId w:val="22"/>
+        </w:numPr>
+      </w:pPr>
+      <w:r>
+        <w:t>выбрать алгоритм сортировки;</w:t>
+      </w:r>
+    </w:p>
+    <w:p>
+      <w:pPr>
+        <w:numPr>
+          <w:ilvl w:val="0"/>
+          <w:numId w:val="22"/>
+        </w:numPr>
+      </w:pPr>
+      <w:r>
+        <w:lastRenderedPageBreak/>
+        <w:t>запустить его выполнение;</w:t>
+      </w:r>
+    </w:p>
+    <w:p>
+      <w:pPr>
+        <w:numPr>
+          <w:ilvl w:val="0"/>
+          <w:numId w:val="22"/>
+        </w:numPr>
+      </w:pPr>
+      <w:r>
+        <w:t>наблюдать пошаговую визуализацию работы алгоритма.</w:t>
+      </w:r>
+    </w:p>
+    <w:p>
+      <w:r>
+        <w:t>Каждый шаг алгоритма сопровождается визуальным отображением:</w:t>
+      </w:r>
+    </w:p>
+    <w:p>
+      <w:pPr>
+        <w:numPr>
+          <w:ilvl w:val="0"/>
+          <w:numId w:val="23"/>
+        </w:numPr>
+      </w:pPr>
+      <w:r>
+        <w:t>сравнения элементов массива;</w:t>
+      </w:r>
+    </w:p>
+    <w:p>
+      <w:pPr>
+        <w:numPr>
+          <w:ilvl w:val="0"/>
+          <w:numId w:val="23"/>
+        </w:numPr>
+      </w:pPr>
+      <w:r>
+        <w:t>перестановок элементов;</w:t>
+      </w:r>
+    </w:p>
+    <w:p>
+      <w:pPr>
+        <w:numPr>
+          <w:ilvl w:val="0"/>
+          <w:numId w:val="23"/>
+        </w:numPr>
+      </w:pPr>
+      <w:r>
+        <w:t>текущего состояния массива.</w:t>
+      </w:r>
+    </w:p>
+    <w:p>
+      <w:r>
+        <w:t xml:space="preserve">Это позволяет студентам </w:t>
+      </w:r>
       <w:r>
         <w:rPr>
           <w:b/>
           <w:bCs/>
         </w:rPr>
-        <w:t>ISorter</w:t>
-      </w:r>
-      <w:proofErr w:type="spellEnd"/>
-    </w:p>
-    <w:p>
-      <w:r>
-        <w:t xml:space="preserve">Интерфейс </w:t>
-      </w:r>
-      <w:proofErr w:type="spellStart"/>
-      <w:r>
-        <w:t>ISorter</w:t>
-      </w:r>
-      <w:proofErr w:type="spellEnd"/>
-      <w:r>
-        <w:t xml:space="preserve"> описывает общий контракт для всех алгоритмов сортировки, используемых в проекте.</w:t>
-      </w:r>
-    </w:p>
-    <w:p>
-      <w:r>
-        <w:t>Интерфейс содержит один метод:</w:t>
+        <w:t>связать теоретическое описание алгоритма с его практической реализацией</w:t>
+      </w:r>
+      <w:r>
+        <w:t>.</w:t>
+      </w:r>
+    </w:p>
+    <w:p>
+      <w:r>
+        <w:pict w14:anchorId="5993A2C4">
+          <v:rect id="_x0000_i1031" style="width:0;height:1.5pt" o:hralign="center" o:hrstd="t" o:hr="t" fillcolor="#a0a0a0" stroked="f"/>
+        </w:pict>
+      </w:r>
+    </w:p>
+    <w:p>
+      <w:pPr>
+        <w:rPr>
+          <w:b/>
+          <w:bCs/>
+        </w:rPr>
+      </w:pPr>
+      <w:r>
+        <w:rPr>
+          <w:b/>
+          <w:bCs/>
+        </w:rPr>
+        <w:t>Образовательная ценность</w:t>
+      </w:r>
+    </w:p>
+    <w:p>
+      <w:pPr>
+        <w:rPr>
+          <w:b/>
+          <w:bCs/>
+        </w:rPr>
+      </w:pPr>
+      <w:r>
+        <w:br/>
+        <w:t xml:space="preserve">В отличие от статических изображений и текстовых объяснений, приложение демонстрирует алгоритмы сортировки </w:t>
+      </w:r>
+      <w:r>
+        <w:rPr>
+          <w:b/>
+          <w:bCs/>
+        </w:rPr>
+        <w:t>в динамике</w:t>
+      </w:r>
+      <w:r>
+        <w:t>, что значительно повышает понимание материала.</w:t>
+      </w:r>
+    </w:p>
+    <w:p>
+      <w:r>
+        <w:t>Визуализация помогает:</w:t>
       </w:r>
     </w:p>
     <w:p>
       <w:pPr>
         <w:numPr>
           <w:ilvl w:val="0"/>
-          <w:numId w:val="10"/>
+          <w:numId w:val="24"/>
         </w:numPr>
-        <w:rPr>
-          <w:lang w:val="en-US"/>
-        </w:rPr>
-      </w:pPr>
-      <w:r>
-        <w:rPr>
-          <w:lang w:val="en-US"/>
-        </w:rPr>
-        <w:t>Sort(</w:t>
-      </w:r>
-      <w:proofErr w:type="gramStart"/>
-      <w:r>
-        <w:rPr>
-          <w:lang w:val="en-US"/>
-        </w:rPr>
-        <w:t>int[</w:t>
-      </w:r>
-      <w:proofErr w:type="gramEnd"/>
-      <w:r>
-        <w:rPr>
-          <w:lang w:val="en-US"/>
-        </w:rPr>
-        <w:t xml:space="preserve">] array, </w:t>
-      </w:r>
-      <w:proofErr w:type="spellStart"/>
-      <w:r>
-        <w:rPr>
-          <w:lang w:val="en-US"/>
-        </w:rPr>
-        <w:t>IVisualizerAPI</w:t>
-      </w:r>
-      <w:proofErr w:type="spellEnd"/>
-      <w:r>
-        <w:rPr>
-          <w:lang w:val="en-US"/>
-        </w:rPr>
-        <w:t xml:space="preserve"> visualizer)</w:t>
-      </w:r>
-    </w:p>
-    <w:p>
-      <w:r>
-        <w:t>Метод принимает массив целых чисел, который необходимо отсортировать, а также интерфейс визуализации, через который алгоритм сообщает о своих действиях (например, сравнении или перестановке элементов).</w:t>
-      </w:r>
-    </w:p>
-    <w:p>
-      <w:r>
-        <w:t xml:space="preserve">Метод возвращает </w:t>
-      </w:r>
-      <w:proofErr w:type="spellStart"/>
-      <w:r>
-        <w:t>IEnumerator</w:t>
-      </w:r>
-      <w:proofErr w:type="spellEnd"/>
-      <w:r>
-        <w:t xml:space="preserve">, что позволяет реализовать сортировку в виде </w:t>
-      </w:r>
-      <w:proofErr w:type="spellStart"/>
-      <w:r>
-        <w:t>корутины</w:t>
-      </w:r>
-      <w:proofErr w:type="spellEnd"/>
-      <w:r>
-        <w:t xml:space="preserve">. Использование </w:t>
-      </w:r>
-      <w:proofErr w:type="spellStart"/>
-      <w:r>
-        <w:t>корутин</w:t>
-      </w:r>
-      <w:proofErr w:type="spellEnd"/>
-      <w:r>
-        <w:t xml:space="preserve"> даёт возможность выполнять сортировку пошагово с задержками, обеспечивая плавную визуализацию процесса сортировки в реальном времени.</w:t>
-      </w:r>
-    </w:p>
-    <w:p>
-      <w:r>
-        <w:t xml:space="preserve">Интерфейс </w:t>
-      </w:r>
-      <w:proofErr w:type="spellStart"/>
-      <w:r>
-        <w:t>ISorter</w:t>
-      </w:r>
-      <w:proofErr w:type="spellEnd"/>
-      <w:r>
-        <w:t xml:space="preserve"> не содержит информации о том, </w:t>
-      </w:r>
-      <w:r>
+      </w:pPr>
+      <w:r>
+        <w:t>лучше понять логику алгоритмов;</w:t>
+      </w:r>
+    </w:p>
+    <w:p>
+      <w:pPr>
+        <w:numPr>
+          <w:ilvl w:val="0"/>
+          <w:numId w:val="24"/>
+        </w:numPr>
+      </w:pPr>
+      <w:r>
+        <w:t>увидеть различия между алгоритмами сортировки;</w:t>
+      </w:r>
+    </w:p>
+    <w:p>
+      <w:pPr>
+        <w:numPr>
+          <w:ilvl w:val="0"/>
+          <w:numId w:val="24"/>
+        </w:numPr>
+      </w:pPr>
+      <w:r>
+        <w:t>сформировать интуитивное представление о временной сложности алгоритмов.</w:t>
+      </w:r>
+    </w:p>
+    <w:p>
+      <w:r>
+        <w:pict w14:anchorId="0FD80CD4">
+          <v:rect id="_x0000_i1032" style="width:0;height:1.5pt" o:hralign="center" o:hrstd="t" o:hr="t" fillcolor="#a0a0a0" stroked="f"/>
+        </w:pict>
+      </w:r>
+    </w:p>
+    <w:p>
+      <w:pPr>
         <w:rPr>
           <w:b/>
           <w:bCs/>
         </w:rPr>
-        <w:t>как именно</w:t>
-      </w:r>
-      <w:r>
-        <w:t xml:space="preserve"> происходит визуализация. Он определяет лишь то, </w:t>
-      </w:r>
+      </w:pPr>
       <w:r>
         <w:rPr>
           <w:b/>
           <w:bCs/>
         </w:rPr>
-        <w:t>что алгоритм может запрашивать</w:t>
-      </w:r>
-      <w:r>
-        <w:t xml:space="preserve"> у визуализатора.</w:t>
-      </w:r>
-    </w:p>
-    <w:p>
-      <w:r>
-        <w:t xml:space="preserve">Таким образом, </w:t>
-      </w:r>
-      <w:proofErr w:type="spellStart"/>
-      <w:r>
-        <w:t>ISorter</w:t>
-      </w:r>
-      <w:proofErr w:type="spellEnd"/>
-      <w:r>
-        <w:t xml:space="preserve"> отвечает только за алгоритмическую часть сортировки и не зависит от графической реализации.</w:t>
+        <w:t>Причины выбора Unity</w:t>
+      </w:r>
+      <w:r>
+        <w:br/>
+        <w:t>Среда разработки Unity выбрана благодаря:</w:t>
+      </w:r>
+    </w:p>
+    <w:p>
+      <w:pPr>
+        <w:numPr>
+          <w:ilvl w:val="0"/>
+          <w:numId w:val="25"/>
+        </w:numPr>
+      </w:pPr>
+      <w:r>
+        <w:t>поддержке корутин, позволяющих удобно реализовать пошаговое выполнение алгоритмов;</w:t>
+      </w:r>
+    </w:p>
+    <w:p>
+      <w:pPr>
+        <w:numPr>
+          <w:ilvl w:val="0"/>
+          <w:numId w:val="25"/>
+        </w:numPr>
+      </w:pPr>
+      <w:r>
+        <w:t>возможностям наглядной анимации объектов;</w:t>
+      </w:r>
+    </w:p>
+    <w:p>
+      <w:pPr>
+        <w:numPr>
+          <w:ilvl w:val="0"/>
+          <w:numId w:val="25"/>
+        </w:numPr>
+      </w:pPr>
+      <w:r>
+        <w:t>простоте создания интерактивных учебных приложений.</w:t>
+      </w:r>
+    </w:p>
+    <w:p>
+      <w:r>
+        <w:pict w14:anchorId="6E70C966">
+          <v:rect id="_x0000_i1033" style="width:0;height:1.5pt" o:hralign="center" o:hrstd="t" o:hr="t" fillcolor="#a0a0a0" stroked="f"/>
+        </w:pict>
       </w:r>
     </w:p>
     <w:p>
@@ -708,42 +858,785 @@
           <w:b/>
           <w:bCs/>
         </w:rPr>
+        <w:t>Практическая значимость</w:t>
+      </w:r>
+      <w:r>
+        <w:br/>
+        <w:t>Результатом работы является готовое учебное приложение, которое может быть использовано студентами для самостоятельного изучения алгоритмов сортировки, а также в качестве демонстрационного материала на практических занятиях.</w:t>
+      </w:r>
+    </w:p>
+    <w:p/>
+    <w:p>
+      <w:r>
+        <w:pict w14:anchorId="179C477C">
+          <v:rect id="_x0000_i1034" style="width:0;height:1.5pt" o:hralign="center" o:hrstd="t" o:hr="t" fillcolor="#a0a0a0" stroked="f"/>
+        </w:pict>
+      </w:r>
+    </w:p>
+    <w:p>
+      <w:pPr>
+        <w:rPr>
+          <w:b/>
+          <w:bCs/>
+        </w:rPr>
+      </w:pPr>
+      <w:r>
+        <w:rPr>
+          <w:b/>
+          <w:bCs/>
+        </w:rPr>
+        <w:t>2. Архитектура проекта</w:t>
+      </w:r>
+    </w:p>
+    <w:p>
+      <w:r>
+        <w:t xml:space="preserve">Архитектура проекта построена на принципах </w:t>
+      </w:r>
+      <w:r>
+        <w:rPr>
+          <w:b/>
+          <w:bCs/>
+        </w:rPr>
+        <w:t>разделения ответственности</w:t>
+      </w:r>
+      <w:r>
+        <w:t xml:space="preserve"> и </w:t>
+      </w:r>
+      <w:r>
+        <w:rPr>
+          <w:b/>
+          <w:bCs/>
+        </w:rPr>
+        <w:t>слабой связанности компонентов</w:t>
+      </w:r>
+      <w:r>
+        <w:t>.</w:t>
+      </w:r>
+      <w:r>
+        <w:br/>
+        <w:t>Алгоритмы сортировки полностью отделены от логики визуализации и не зависят от конкретной реализации отображения.</w:t>
+      </w:r>
+    </w:p>
+    <w:p>
+      <w:r>
         <w:lastRenderedPageBreak/>
-        <w:t>3. Назначение интерфейсов в проекте</w:t>
-      </w:r>
-    </w:p>
-    <w:p>
-      <w:r>
-        <w:t xml:space="preserve">Использование интерфейсов в проекте позволяет добиться слабой связанности между компонентами системы. Алгоритмы сортировки взаимодействуют с визуализатором через интерфейс </w:t>
-      </w:r>
-      <w:proofErr w:type="spellStart"/>
-      <w:r>
-        <w:t>IVisualizerAPI</w:t>
-      </w:r>
-      <w:proofErr w:type="spellEnd"/>
-      <w:r>
-        <w:t>, не зная о конкретной реализации визуализации.</w:t>
-      </w:r>
-    </w:p>
-    <w:p>
-      <w:r>
-        <w:t>Это решение повышает гибкость системы и делает архитектуру расширяемой. Например, при необходимости можно реализовать другой визуализатор (круги, линии, графики), не изменяя код алгоритмов сортировки.</w:t>
-      </w:r>
-    </w:p>
-    <w:p>
-      <w:r>
-        <w:pict w14:anchorId="5DEFB1B6">
-          <v:rect id="_x0000_i1069" style="width:0;height:1.5pt" o:hralign="center" o:hrstd="t" o:hr="t" fillcolor="#a0a0a0" stroked="f"/>
+        <w:t>Взаимодействие между компонентами осуществляется через интерфейсы.</w:t>
+      </w:r>
+    </w:p>
+    <w:p>
+      <w:r>
+        <w:t>Ключевые принципы архитектуры:</w:t>
+      </w:r>
+    </w:p>
+    <w:p>
+      <w:pPr>
+        <w:numPr>
+          <w:ilvl w:val="0"/>
+          <w:numId w:val="13"/>
+        </w:numPr>
+      </w:pPr>
+      <w:r>
+        <w:t>алгоритмы сортировки не знают, как именно визуализируются элементы;</w:t>
+      </w:r>
+    </w:p>
+    <w:p>
+      <w:pPr>
+        <w:numPr>
+          <w:ilvl w:val="0"/>
+          <w:numId w:val="13"/>
+        </w:numPr>
+      </w:pPr>
+      <w:r>
+        <w:t>визуализация не содержит логики сортировки;</w:t>
+      </w:r>
+    </w:p>
+    <w:p>
+      <w:pPr>
+        <w:numPr>
+          <w:ilvl w:val="0"/>
+          <w:numId w:val="13"/>
+        </w:numPr>
+      </w:pPr>
+      <w:r>
+        <w:t>управление процессом сортировки вынесено в отдельный контроллер;</w:t>
+      </w:r>
+    </w:p>
+    <w:p>
+      <w:pPr>
+        <w:numPr>
+          <w:ilvl w:val="0"/>
+          <w:numId w:val="13"/>
+        </w:numPr>
+      </w:pPr>
+      <w:r>
+        <w:t>для анимации используется механизм корутин Unity.</w:t>
+      </w:r>
+    </w:p>
+    <w:p>
+      <w:r>
+        <w:pict w14:anchorId="616F2F65">
+          <v:rect id="_x0000_i1035" style="width:0;height:1.5pt" o:hralign="center" o:hrstd="t" o:hr="t" fillcolor="#a0a0a0" stroked="f"/>
         </w:pict>
       </w:r>
     </w:p>
+    <w:p>
+      <w:pPr>
+        <w:rPr>
+          <w:b/>
+          <w:bCs/>
+        </w:rPr>
+      </w:pPr>
+      <w:r>
+        <w:rPr>
+          <w:b/>
+          <w:bCs/>
+        </w:rPr>
+        <w:t>3. Интерфейс ISorter</w:t>
+      </w:r>
+    </w:p>
+    <w:p>
+      <w:r>
+        <w:t>Интерфейс ISorter предназначен для всех алгоритмов сортировки, реализованных в проекте.</w:t>
+      </w:r>
+    </w:p>
+    <w:p>
+      <w:pPr>
+        <w:rPr>
+          <w:lang w:val="en-US"/>
+        </w:rPr>
+      </w:pPr>
+      <w:r>
+        <w:t>Он</w:t>
+      </w:r>
+      <w:r>
+        <w:rPr>
+          <w:lang w:val="en-US"/>
+        </w:rPr>
+        <w:t xml:space="preserve"> </w:t>
+      </w:r>
+      <w:r>
+        <w:t>объявляет</w:t>
+      </w:r>
+      <w:r>
+        <w:rPr>
+          <w:lang w:val="en-US"/>
+        </w:rPr>
+        <w:t xml:space="preserve"> </w:t>
+      </w:r>
+      <w:r>
+        <w:t>метод</w:t>
+      </w:r>
+      <w:r>
+        <w:rPr>
+          <w:lang w:val="en-US"/>
+        </w:rPr>
+        <w:t>:</w:t>
+      </w:r>
+    </w:p>
+    <w:p>
+      <w:pPr>
+        <w:rPr>
+          <w:lang w:val="en-US"/>
+        </w:rPr>
+      </w:pPr>
+      <w:r>
+        <w:rPr>
+          <w:lang w:val="en-US"/>
+        </w:rPr>
+        <w:t>IEnumerator Sort(int[] array, IVisualizerAPI visualizer)</w:t>
+      </w:r>
+    </w:p>
+    <w:p>
+      <w:r>
+        <w:t>Назначение параметров:</w:t>
+      </w:r>
+    </w:p>
+    <w:p>
+      <w:pPr>
+        <w:numPr>
+          <w:ilvl w:val="0"/>
+          <w:numId w:val="14"/>
+        </w:numPr>
+      </w:pPr>
+      <w:r>
+        <w:t>array — массив целых чисел, который необходимо отсортировать;</w:t>
+      </w:r>
+    </w:p>
+    <w:p>
+      <w:pPr>
+        <w:numPr>
+          <w:ilvl w:val="0"/>
+          <w:numId w:val="14"/>
+        </w:numPr>
+      </w:pPr>
+      <w:r>
+        <w:t>visualizer — интерфейс визуализации, через который алгоритм сообщает о сравнениях и перестановках элементов.</w:t>
+      </w:r>
+    </w:p>
+    <w:p>
+      <w:r>
+        <w:t>Использование корутин (IEnumerator) позволяет:</w:t>
+      </w:r>
+    </w:p>
+    <w:p>
+      <w:pPr>
+        <w:numPr>
+          <w:ilvl w:val="0"/>
+          <w:numId w:val="15"/>
+        </w:numPr>
+      </w:pPr>
+      <w:r>
+        <w:t>приостанавливать выполнение алгоритма;</w:t>
+      </w:r>
+    </w:p>
+    <w:p>
+      <w:pPr>
+        <w:numPr>
+          <w:ilvl w:val="0"/>
+          <w:numId w:val="15"/>
+        </w:numPr>
+      </w:pPr>
+      <w:r>
+        <w:t>синхронизировать логику сортировки с анимацией;</w:t>
+      </w:r>
+    </w:p>
+    <w:p>
+      <w:pPr>
+        <w:numPr>
+          <w:ilvl w:val="0"/>
+          <w:numId w:val="15"/>
+        </w:numPr>
+      </w:pPr>
+      <w:r>
+        <w:t>делать процесс сортировки визуально плавным.</w:t>
+      </w:r>
+    </w:p>
+    <w:p>
+      <w:r>
+        <w:pict w14:anchorId="017A1D3F">
+          <v:rect id="_x0000_i1036" style="width:0;height:1.5pt" o:hralign="center" o:hrstd="t" o:hr="t" fillcolor="#a0a0a0" stroked="f"/>
+        </w:pict>
+      </w:r>
+    </w:p>
+    <w:p>
+      <w:pPr>
+        <w:rPr>
+          <w:b/>
+          <w:bCs/>
+        </w:rPr>
+      </w:pPr>
+      <w:r>
+        <w:rPr>
+          <w:b/>
+          <w:bCs/>
+        </w:rPr>
+        <w:t>4. Интерфейс IVisualizerAPI</w:t>
+      </w:r>
+    </w:p>
+    <w:p>
+      <w:r>
+        <w:t>Интерфейс IVisualizerAPI определяет набор методов для визуального отображения действий алгоритма сортировки.</w:t>
+      </w:r>
+    </w:p>
+    <w:p>
+      <w:r>
+        <w:t>Через данный интерфейс алгоритм может:</w:t>
+      </w:r>
+    </w:p>
+    <w:p>
+      <w:pPr>
+        <w:numPr>
+          <w:ilvl w:val="0"/>
+          <w:numId w:val="16"/>
+        </w:numPr>
+      </w:pPr>
+      <w:r>
+        <w:t>подсвечивать сравниваемые элементы;</w:t>
+      </w:r>
+    </w:p>
+    <w:p>
+      <w:pPr>
+        <w:numPr>
+          <w:ilvl w:val="0"/>
+          <w:numId w:val="16"/>
+        </w:numPr>
+      </w:pPr>
+      <w:r>
+        <w:t>выполнять визуальную перестановку элементов;</w:t>
+      </w:r>
+    </w:p>
+    <w:p>
+      <w:pPr>
+        <w:numPr>
+          <w:ilvl w:val="0"/>
+          <w:numId w:val="16"/>
+        </w:numPr>
+      </w:pPr>
+      <w:r>
+        <w:t>сбрасывать подсветку после операций.</w:t>
+      </w:r>
+    </w:p>
+    <w:p>
+      <w:r>
+        <w:t>Таким образом, алгоритм сортировки работает с абстракцией и не зависит от конкретного способа визуализации (столбики, числа, графики и т.д.).</w:t>
+      </w:r>
+    </w:p>
+    <w:p>
+      <w:r>
+        <w:pict w14:anchorId="44C0AE69">
+          <v:rect id="_x0000_i1037" style="width:0;height:1.5pt" o:hralign="center" o:hrstd="t" o:hr="t" fillcolor="#a0a0a0" stroked="f"/>
+        </w:pict>
+      </w:r>
+    </w:p>
+    <w:p>
+      <w:pPr>
+        <w:rPr>
+          <w:b/>
+          <w:bCs/>
+        </w:rPr>
+      </w:pPr>
+      <w:r>
+        <w:rPr>
+          <w:b/>
+          <w:bCs/>
+        </w:rPr>
+        <w:t>5. Класс SortController</w:t>
+      </w:r>
+    </w:p>
+    <w:p>
+      <w:r>
+        <w:t>SortController является центральным управляющим компонентом приложения.</w:t>
+      </w:r>
+    </w:p>
+    <w:p>
+      <w:r>
+        <w:t>Он отвечает за:</w:t>
+      </w:r>
+    </w:p>
+    <w:p>
+      <w:pPr>
+        <w:numPr>
+          <w:ilvl w:val="0"/>
+          <w:numId w:val="17"/>
+        </w:numPr>
+      </w:pPr>
+      <w:r>
+        <w:lastRenderedPageBreak/>
+        <w:t>генерацию массива случайных чисел;</w:t>
+      </w:r>
+    </w:p>
+    <w:p>
+      <w:pPr>
+        <w:numPr>
+          <w:ilvl w:val="0"/>
+          <w:numId w:val="17"/>
+        </w:numPr>
+      </w:pPr>
+      <w:r>
+        <w:t>выбор алгоритма сортировки;</w:t>
+      </w:r>
+    </w:p>
+    <w:p>
+      <w:pPr>
+        <w:numPr>
+          <w:ilvl w:val="0"/>
+          <w:numId w:val="17"/>
+        </w:numPr>
+      </w:pPr>
+      <w:r>
+        <w:t>запуск процесса сортировки;</w:t>
+      </w:r>
+    </w:p>
+    <w:p>
+      <w:pPr>
+        <w:numPr>
+          <w:ilvl w:val="0"/>
+          <w:numId w:val="17"/>
+        </w:numPr>
+      </w:pPr>
+      <w:r>
+        <w:t>запуск корутины сортировки через Unity.</w:t>
+      </w:r>
+    </w:p>
+    <w:p>
+      <w:r>
+        <w:t xml:space="preserve">Данный класс связывает </w:t>
+      </w:r>
+      <w:r>
+        <w:rPr>
+          <w:color w:val="FF0000"/>
+          <w:u w:val="single"/>
+        </w:rPr>
+        <w:t>??</w:t>
+      </w:r>
+      <w:r>
+        <w:rPr>
+          <w:color w:val="FF0000"/>
+          <w:u w:val="single"/>
+        </w:rPr>
+        <w:t>пользовательский ввод</w:t>
+      </w:r>
+      <w:r>
+        <w:t>, алгоритм сортировки и визуализацию в единый рабочий процесс.</w:t>
+      </w:r>
+    </w:p>
+    <w:p>
+      <w:r>
+        <w:pict w14:anchorId="2EEFD8A6">
+          <v:rect id="_x0000_i1038" style="width:0;height:1.5pt" o:hralign="center" o:hrstd="t" o:hr="t" fillcolor="#a0a0a0" stroked="f"/>
+        </w:pict>
+      </w:r>
+    </w:p>
+    <w:p>
+      <w:pPr>
+        <w:rPr>
+          <w:b/>
+          <w:bCs/>
+          <w:color w:val="FF0000"/>
+        </w:rPr>
+      </w:pPr>
+      <w:r>
+        <w:rPr>
+          <w:b/>
+          <w:bCs/>
+        </w:rPr>
+        <w:t>6. Класс ArrayVisualizer</w:t>
+      </w:r>
+    </w:p>
+    <w:p>
+      <w:r>
+        <w:t>ArrayVisualizer реализует интерфейс IVisualizerAPI и отвечает за визуальное представление массива.</w:t>
+      </w:r>
+    </w:p>
+    <w:p>
+      <w:r>
+        <w:t>Основные функции класса:</w:t>
+      </w:r>
+    </w:p>
+    <w:p>
+      <w:pPr>
+        <w:numPr>
+          <w:ilvl w:val="0"/>
+          <w:numId w:val="18"/>
+        </w:numPr>
+      </w:pPr>
+      <w:r>
+        <w:t>создание визуальных элементов массива в виде столбиков (кубов);</w:t>
+      </w:r>
+    </w:p>
+    <w:p>
+      <w:pPr>
+        <w:numPr>
+          <w:ilvl w:val="0"/>
+          <w:numId w:val="18"/>
+        </w:numPr>
+      </w:pPr>
+      <w:r>
+        <w:t>изменение высоты столбиков в соответствии со значениями массива;</w:t>
+      </w:r>
+    </w:p>
+    <w:p>
+      <w:pPr>
+        <w:numPr>
+          <w:ilvl w:val="0"/>
+          <w:numId w:val="18"/>
+        </w:numPr>
+      </w:pPr>
+      <w:r>
+        <w:t>анимация перестановки элементов;</w:t>
+      </w:r>
+    </w:p>
+    <w:p>
+      <w:pPr>
+        <w:numPr>
+          <w:ilvl w:val="0"/>
+          <w:numId w:val="18"/>
+        </w:numPr>
+      </w:pPr>
+      <w:r>
+        <w:t>подсветка элементов при сравнении.</w:t>
+      </w:r>
+    </w:p>
+    <w:p>
+      <w:pPr>
+        <w:numPr>
+          <w:ilvl w:val="0"/>
+          <w:numId w:val="18"/>
+        </w:numPr>
+        <w:rPr>
+          <w:color w:val="FF0000"/>
+        </w:rPr>
+      </w:pPr>
+      <w:r>
+        <w:rPr>
+          <w:color w:val="FF0000"/>
+        </w:rPr>
+        <w:t>А ещё отмечает отсортированные</w:t>
+      </w:r>
+      <w:r>
+        <w:rPr>
+          <w:color w:val="FF0000"/>
+        </w:rPr>
+        <w:t xml:space="preserve"> и ещё некоторые штуки делает типа </w:t>
+      </w:r>
+      <w:r>
+        <w:rPr>
+          <w:color w:val="FF0000"/>
+          <w:lang w:val="en-US"/>
+        </w:rPr>
+        <w:t>ClearBars</w:t>
+      </w:r>
+    </w:p>
+    <w:p>
+      <w:r>
+        <w:t>Каждый элемент массива соответствует отдельному объекту на сцене Unity.</w:t>
+      </w:r>
+    </w:p>
+    <w:p>
+      <w:r>
+        <w:pict w14:anchorId="425729D4">
+          <v:rect id="_x0000_i1039" style="width:0;height:1.5pt" o:hralign="center" o:hrstd="t" o:hr="t" fillcolor="#a0a0a0" stroked="f"/>
+        </w:pict>
+      </w:r>
+    </w:p>
+    <w:p>
+      <w:pPr>
+        <w:rPr>
+          <w:b/>
+          <w:bCs/>
+        </w:rPr>
+      </w:pPr>
+      <w:r>
+        <w:rPr>
+          <w:b/>
+          <w:bCs/>
+        </w:rPr>
+        <w:t>7. Реализация пузырьковой сортировки</w:t>
+      </w:r>
+    </w:p>
+    <w:p>
+      <w:r>
+        <w:t>В проекте реализован алгоритм пузырьковой сортировки (BubbleSorter), который является одним из самых простых алгоритмов сортировки.</w:t>
+      </w:r>
+      <w:r>
+        <w:tab/>
+      </w:r>
+    </w:p>
+    <w:p>
+      <w:r>
+        <w:t>Алгоритм последовательно сравнивает соседние элементы массива и меняет их местами, если они расположены в неправильном порядке.</w:t>
+      </w:r>
+      <w:r>
+        <w:br/>
+        <w:t>Процесс повторяется до тех пор, пока массив не станет полностью отсортированным.</w:t>
+      </w:r>
+    </w:p>
+    <w:p>
+      <w:r>
+        <w:t>Каждое сравнение и перестановка сопровождаются визуализацией через интерфейс IVisualizerAPI.</w:t>
+      </w:r>
+    </w:p>
+    <w:p>
+      <w:r>
+        <w:pict w14:anchorId="49E1D9B1">
+          <v:rect id="_x0000_i1040" style="width:0;height:1.5pt" o:hralign="center" o:hrstd="t" o:hr="t" fillcolor="#a0a0a0" stroked="f"/>
+        </w:pict>
+      </w:r>
+    </w:p>
+    <w:p>
+      <w:pPr>
+        <w:rPr>
+          <w:b/>
+          <w:bCs/>
+          <w:color w:val="FF0000"/>
+        </w:rPr>
+      </w:pPr>
+      <w:r>
+        <w:rPr>
+          <w:b/>
+          <w:bCs/>
+          <w:color w:val="FF0000"/>
+        </w:rPr>
+        <w:t xml:space="preserve">8. </w:t>
+      </w:r>
+      <w:r>
+        <w:rPr>
+          <w:b/>
+          <w:bCs/>
+          <w:color w:val="FF0000"/>
+        </w:rPr>
+        <w:t>Реализация сортировки выборкой?</w:t>
+      </w:r>
+    </w:p>
     <w:p/>
+    <w:p>
+      <w:r>
+        <w:pict w14:anchorId="24EC7578">
+          <v:rect id="_x0000_i1041" style="width:0;height:1.5pt" o:hralign="center" o:hrstd="t" o:hr="t" fillcolor="#a0a0a0" stroked="f"/>
+        </w:pict>
+      </w:r>
+    </w:p>
+    <w:p>
+      <w:pPr>
+        <w:rPr>
+          <w:b/>
+          <w:bCs/>
+        </w:rPr>
+      </w:pPr>
+      <w:r>
+        <w:rPr>
+          <w:b/>
+          <w:bCs/>
+        </w:rPr>
+        <w:t>9</w:t>
+      </w:r>
+      <w:r>
+        <w:rPr>
+          <w:b/>
+          <w:bCs/>
+        </w:rPr>
+        <w:t>. Использование корутин</w:t>
+      </w:r>
+    </w:p>
+    <w:p>
+      <w:r>
+        <w:t>Все алгоритмы сортировки реализованы с использованием корутин Unity.</w:t>
+      </w:r>
+      <w:r>
+        <w:br/>
+        <w:t>Это позволяет:</w:t>
+      </w:r>
+    </w:p>
+    <w:p>
+      <w:pPr>
+        <w:numPr>
+          <w:ilvl w:val="0"/>
+          <w:numId w:val="19"/>
+        </w:numPr>
+      </w:pPr>
+      <w:r>
+        <w:t>замедлять выполнение алгоритма;</w:t>
+      </w:r>
+    </w:p>
+    <w:p>
+      <w:pPr>
+        <w:numPr>
+          <w:ilvl w:val="0"/>
+          <w:numId w:val="19"/>
+        </w:numPr>
+      </w:pPr>
+      <w:r>
+        <w:t>визуально наблюдать каждый шаг сортировки;</w:t>
+      </w:r>
+    </w:p>
+    <w:p>
+      <w:pPr>
+        <w:numPr>
+          <w:ilvl w:val="0"/>
+          <w:numId w:val="19"/>
+        </w:numPr>
+      </w:pPr>
+      <w:r>
+        <w:lastRenderedPageBreak/>
+        <w:t>избегать «зависания» приложения во время выполнения алгоритма.</w:t>
+      </w:r>
+    </w:p>
+    <w:p>
+      <w:pPr>
+        <w:numPr>
+          <w:ilvl w:val="0"/>
+          <w:numId w:val="19"/>
+        </w:numPr>
+        <w:rPr>
+          <w:color w:val="FF0000"/>
+        </w:rPr>
+      </w:pPr>
+      <w:r>
+        <w:rPr>
+          <w:color w:val="FF0000"/>
+        </w:rPr>
+        <w:t>Кстати, можно скорость попробовать сделать так чтобы можно было менять в процессе</w:t>
+      </w:r>
+    </w:p>
+    <w:p>
+      <w:r>
+        <w:pict w14:anchorId="1E635310">
+          <v:rect id="_x0000_i1042" style="width:0;height:1.5pt" o:hralign="center" o:hrstd="t" o:hr="t" fillcolor="#a0a0a0" stroked="f"/>
+        </w:pict>
+      </w:r>
+    </w:p>
+    <w:p>
+      <w:pPr>
+        <w:rPr>
+          <w:b/>
+          <w:bCs/>
+        </w:rPr>
+      </w:pPr>
+      <w:r>
+        <w:rPr>
+          <w:b/>
+          <w:bCs/>
+        </w:rPr>
+        <w:t>10</w:t>
+      </w:r>
+      <w:r>
+        <w:rPr>
+          <w:b/>
+          <w:bCs/>
+        </w:rPr>
+        <w:t>. Планируемые расширения</w:t>
+      </w:r>
+    </w:p>
+    <w:p>
+      <w:r>
+        <w:t>В дальнейшем планируется:</w:t>
+      </w:r>
+    </w:p>
+    <w:p>
+      <w:pPr>
+        <w:numPr>
+          <w:ilvl w:val="0"/>
+          <w:numId w:val="20"/>
+        </w:numPr>
+      </w:pPr>
+      <w:r>
+        <w:t>реализация дополнительных алгоритмов сортировки (например, сортировка вставками);</w:t>
+      </w:r>
+    </w:p>
+    <w:p>
+      <w:pPr>
+        <w:numPr>
+          <w:ilvl w:val="0"/>
+          <w:numId w:val="20"/>
+        </w:numPr>
+      </w:pPr>
+      <w:r>
+        <w:t>добавление счётчика операций (сравнений и перестановок);</w:t>
+      </w:r>
+    </w:p>
+    <w:p>
+      <w:pPr>
+        <w:numPr>
+          <w:ilvl w:val="0"/>
+          <w:numId w:val="20"/>
+        </w:numPr>
+      </w:pPr>
+      <w:r>
+        <w:t>вывод текстовой информации о ходе сортировки на экран;</w:t>
+      </w:r>
+    </w:p>
+    <w:p>
+      <w:pPr>
+        <w:numPr>
+          <w:ilvl w:val="0"/>
+          <w:numId w:val="20"/>
+        </w:numPr>
+      </w:pPr>
+      <w:r>
+        <w:t>улучшение пользовательского интерфейса.</w:t>
+      </w:r>
+    </w:p>
     <w:p/>
-    <w:p>
-      <w:pPr>
-        <w:ind w:left="720"/>
-      </w:pPr>
-    </w:p>
     <w:p>
       <w:pPr>
         <w:ind w:left="720"/>
@@ -1037,6 +1930,155 @@
     </w:lvl>
   </w:abstractNum>
   <w:abstractNum w:abstractNumId="1" w15:restartNumberingAfterBreak="0">
+    <w:nsid w:val="01717BE4"/>
+    <w:multiLevelType w:val="multilevel"/>
+    <w:tmpl w:val="44A02CDA"/>
+    <w:lvl w:ilvl="0">
+      <w:start w:val="1"/>
+      <w:numFmt w:val="bullet"/>
+      <w:lvlText w:val=""/>
+      <w:lvlJc w:val="left"/>
+      <w:pPr>
+        <w:tabs>
+          <w:tab w:val="num" w:pos="720"/>
+        </w:tabs>
+        <w:ind w:left="720" w:hanging="360"/>
+      </w:pPr>
+      <w:rPr>
+        <w:rFonts w:ascii="Symbol" w:hAnsi="Symbol" w:hint="default"/>
+        <w:sz w:val="20"/>
+      </w:rPr>
+    </w:lvl>
+    <w:lvl w:ilvl="1" w:tentative="1">
+      <w:start w:val="1"/>
+      <w:numFmt w:val="bullet"/>
+      <w:lvlText w:val="o"/>
+      <w:lvlJc w:val="left"/>
+      <w:pPr>
+        <w:tabs>
+          <w:tab w:val="num" w:pos="1440"/>
+        </w:tabs>
+        <w:ind w:left="1440" w:hanging="360"/>
+      </w:pPr>
+      <w:rPr>
+        <w:rFonts w:ascii="Courier New" w:hAnsi="Courier New" w:hint="default"/>
+        <w:sz w:val="20"/>
+      </w:rPr>
+    </w:lvl>
+    <w:lvl w:ilvl="2" w:tentative="1">
+      <w:start w:val="1"/>
+      <w:numFmt w:val="bullet"/>
+      <w:lvlText w:val=""/>
+      <w:lvlJc w:val="left"/>
+      <w:pPr>
+        <w:tabs>
+          <w:tab w:val="num" w:pos="2160"/>
+        </w:tabs>
+        <w:ind w:left="2160" w:hanging="360"/>
+      </w:pPr>
+      <w:rPr>
+        <w:rFonts w:ascii="Wingdings" w:hAnsi="Wingdings" w:hint="default"/>
+        <w:sz w:val="20"/>
+      </w:rPr>
+    </w:lvl>
+    <w:lvl w:ilvl="3" w:tentative="1">
+      <w:start w:val="1"/>
+      <w:numFmt w:val="bullet"/>
+      <w:lvlText w:val=""/>
+      <w:lvlJc w:val="left"/>
+      <w:pPr>
+        <w:tabs>
+          <w:tab w:val="num" w:pos="2880"/>
+        </w:tabs>
+        <w:ind w:left="2880" w:hanging="360"/>
+      </w:pPr>
+      <w:rPr>
+        <w:rFonts w:ascii="Wingdings" w:hAnsi="Wingdings" w:hint="default"/>
+        <w:sz w:val="20"/>
+      </w:rPr>
+    </w:lvl>
+    <w:lvl w:ilvl="4" w:tentative="1">
+      <w:start w:val="1"/>
+      <w:numFmt w:val="bullet"/>
+      <w:lvlText w:val=""/>
+      <w:lvlJc w:val="left"/>
+      <w:pPr>
+        <w:tabs>
+          <w:tab w:val="num" w:pos="3600"/>
+        </w:tabs>
+        <w:ind w:left="3600" w:hanging="360"/>
+      </w:pPr>
+      <w:rPr>
+        <w:rFonts w:ascii="Wingdings" w:hAnsi="Wingdings" w:hint="default"/>
+        <w:sz w:val="20"/>
+      </w:rPr>
+    </w:lvl>
+    <w:lvl w:ilvl="5" w:tentative="1">
+      <w:start w:val="1"/>
+      <w:numFmt w:val="bullet"/>
+      <w:lvlText w:val=""/>
+      <w:lvlJc w:val="left"/>
+      <w:pPr>
+        <w:tabs>
+          <w:tab w:val="num" w:pos="4320"/>
+        </w:tabs>
+        <w:ind w:left="4320" w:hanging="360"/>
+      </w:pPr>
+      <w:rPr>
+        <w:rFonts w:ascii="Wingdings" w:hAnsi="Wingdings" w:hint="default"/>
+        <w:sz w:val="20"/>
+      </w:rPr>
+    </w:lvl>
+    <w:lvl w:ilvl="6" w:tentative="1">
+      <w:start w:val="1"/>
+      <w:numFmt w:val="bullet"/>
+      <w:lvlText w:val=""/>
+      <w:lvlJc w:val="left"/>
+      <w:pPr>
+        <w:tabs>
+          <w:tab w:val="num" w:pos="5040"/>
+        </w:tabs>
+        <w:ind w:left="5040" w:hanging="360"/>
+      </w:pPr>
+      <w:rPr>
+        <w:rFonts w:ascii="Wingdings" w:hAnsi="Wingdings" w:hint="default"/>
+        <w:sz w:val="20"/>
+      </w:rPr>
+    </w:lvl>
+    <w:lvl w:ilvl="7" w:tentative="1">
+      <w:start w:val="1"/>
+      <w:numFmt w:val="bullet"/>
+      <w:lvlText w:val=""/>
+      <w:lvlJc w:val="left"/>
+      <w:pPr>
+        <w:tabs>
+          <w:tab w:val="num" w:pos="5760"/>
+        </w:tabs>
+        <w:ind w:left="5760" w:hanging="360"/>
+      </w:pPr>
+      <w:rPr>
+        <w:rFonts w:ascii="Wingdings" w:hAnsi="Wingdings" w:hint="default"/>
+        <w:sz w:val="20"/>
+      </w:rPr>
+    </w:lvl>
+    <w:lvl w:ilvl="8" w:tentative="1">
+      <w:start w:val="1"/>
+      <w:numFmt w:val="bullet"/>
+      <w:lvlText w:val=""/>
+      <w:lvlJc w:val="left"/>
+      <w:pPr>
+        <w:tabs>
+          <w:tab w:val="num" w:pos="6480"/>
+        </w:tabs>
+        <w:ind w:left="6480" w:hanging="360"/>
+      </w:pPr>
+      <w:rPr>
+        <w:rFonts w:ascii="Wingdings" w:hAnsi="Wingdings" w:hint="default"/>
+        <w:sz w:val="20"/>
+      </w:rPr>
+    </w:lvl>
+  </w:abstractNum>
+  <w:abstractNum w:abstractNumId="2" w15:restartNumberingAfterBreak="0">
     <w:nsid w:val="05C174F7"/>
     <w:multiLevelType w:val="multilevel"/>
     <w:tmpl w:val="05A87E60"/>
@@ -1185,7 +2227,156 @@
       </w:rPr>
     </w:lvl>
   </w:abstractNum>
-  <w:abstractNum w:abstractNumId="2" w15:restartNumberingAfterBreak="0">
+  <w:abstractNum w:abstractNumId="3" w15:restartNumberingAfterBreak="0">
+    <w:nsid w:val="077129D9"/>
+    <w:multiLevelType w:val="multilevel"/>
+    <w:tmpl w:val="697AD904"/>
+    <w:lvl w:ilvl="0">
+      <w:start w:val="1"/>
+      <w:numFmt w:val="bullet"/>
+      <w:lvlText w:val=""/>
+      <w:lvlJc w:val="left"/>
+      <w:pPr>
+        <w:tabs>
+          <w:tab w:val="num" w:pos="720"/>
+        </w:tabs>
+        <w:ind w:left="720" w:hanging="360"/>
+      </w:pPr>
+      <w:rPr>
+        <w:rFonts w:ascii="Symbol" w:hAnsi="Symbol" w:hint="default"/>
+        <w:sz w:val="20"/>
+      </w:rPr>
+    </w:lvl>
+    <w:lvl w:ilvl="1" w:tentative="1">
+      <w:start w:val="1"/>
+      <w:numFmt w:val="bullet"/>
+      <w:lvlText w:val="o"/>
+      <w:lvlJc w:val="left"/>
+      <w:pPr>
+        <w:tabs>
+          <w:tab w:val="num" w:pos="1440"/>
+        </w:tabs>
+        <w:ind w:left="1440" w:hanging="360"/>
+      </w:pPr>
+      <w:rPr>
+        <w:rFonts w:ascii="Courier New" w:hAnsi="Courier New" w:hint="default"/>
+        <w:sz w:val="20"/>
+      </w:rPr>
+    </w:lvl>
+    <w:lvl w:ilvl="2" w:tentative="1">
+      <w:start w:val="1"/>
+      <w:numFmt w:val="bullet"/>
+      <w:lvlText w:val=""/>
+      <w:lvlJc w:val="left"/>
+      <w:pPr>
+        <w:tabs>
+          <w:tab w:val="num" w:pos="2160"/>
+        </w:tabs>
+        <w:ind w:left="2160" w:hanging="360"/>
+      </w:pPr>
+      <w:rPr>
+        <w:rFonts w:ascii="Wingdings" w:hAnsi="Wingdings" w:hint="default"/>
+        <w:sz w:val="20"/>
+      </w:rPr>
+    </w:lvl>
+    <w:lvl w:ilvl="3" w:tentative="1">
+      <w:start w:val="1"/>
+      <w:numFmt w:val="bullet"/>
+      <w:lvlText w:val=""/>
+      <w:lvlJc w:val="left"/>
+      <w:pPr>
+        <w:tabs>
+          <w:tab w:val="num" w:pos="2880"/>
+        </w:tabs>
+        <w:ind w:left="2880" w:hanging="360"/>
+      </w:pPr>
+      <w:rPr>
+        <w:rFonts w:ascii="Wingdings" w:hAnsi="Wingdings" w:hint="default"/>
+        <w:sz w:val="20"/>
+      </w:rPr>
+    </w:lvl>
+    <w:lvl w:ilvl="4" w:tentative="1">
+      <w:start w:val="1"/>
+      <w:numFmt w:val="bullet"/>
+      <w:lvlText w:val=""/>
+      <w:lvlJc w:val="left"/>
+      <w:pPr>
+        <w:tabs>
+          <w:tab w:val="num" w:pos="3600"/>
+        </w:tabs>
+        <w:ind w:left="3600" w:hanging="360"/>
+      </w:pPr>
+      <w:rPr>
+        <w:rFonts w:ascii="Wingdings" w:hAnsi="Wingdings" w:hint="default"/>
+        <w:sz w:val="20"/>
+      </w:rPr>
+    </w:lvl>
+    <w:lvl w:ilvl="5" w:tentative="1">
+      <w:start w:val="1"/>
+      <w:numFmt w:val="bullet"/>
+      <w:lvlText w:val=""/>
+      <w:lvlJc w:val="left"/>
+      <w:pPr>
+        <w:tabs>
+          <w:tab w:val="num" w:pos="4320"/>
+        </w:tabs>
+        <w:ind w:left="4320" w:hanging="360"/>
+      </w:pPr>
+      <w:rPr>
+        <w:rFonts w:ascii="Wingdings" w:hAnsi="Wingdings" w:hint="default"/>
+        <w:sz w:val="20"/>
+      </w:rPr>
+    </w:lvl>
+    <w:lvl w:ilvl="6" w:tentative="1">
+      <w:start w:val="1"/>
+      <w:numFmt w:val="bullet"/>
+      <w:lvlText w:val=""/>
+      <w:lvlJc w:val="left"/>
+      <w:pPr>
+        <w:tabs>
+          <w:tab w:val="num" w:pos="5040"/>
+        </w:tabs>
+        <w:ind w:left="5040" w:hanging="360"/>
+      </w:pPr>
+      <w:rPr>
+        <w:rFonts w:ascii="Wingdings" w:hAnsi="Wingdings" w:hint="default"/>
+        <w:sz w:val="20"/>
+      </w:rPr>
+    </w:lvl>
+    <w:lvl w:ilvl="7" w:tentative="1">
+      <w:start w:val="1"/>
+      <w:numFmt w:val="bullet"/>
+      <w:lvlText w:val=""/>
+      <w:lvlJc w:val="left"/>
+      <w:pPr>
+        <w:tabs>
+          <w:tab w:val="num" w:pos="5760"/>
+        </w:tabs>
+        <w:ind w:left="5760" w:hanging="360"/>
+      </w:pPr>
+      <w:rPr>
+        <w:rFonts w:ascii="Wingdings" w:hAnsi="Wingdings" w:hint="default"/>
+        <w:sz w:val="20"/>
+      </w:rPr>
+    </w:lvl>
+    <w:lvl w:ilvl="8" w:tentative="1">
+      <w:start w:val="1"/>
+      <w:numFmt w:val="bullet"/>
+      <w:lvlText w:val=""/>
+      <w:lvlJc w:val="left"/>
+      <w:pPr>
+        <w:tabs>
+          <w:tab w:val="num" w:pos="6480"/>
+        </w:tabs>
+        <w:ind w:left="6480" w:hanging="360"/>
+      </w:pPr>
+      <w:rPr>
+        <w:rFonts w:ascii="Wingdings" w:hAnsi="Wingdings" w:hint="default"/>
+        <w:sz w:val="20"/>
+      </w:rPr>
+    </w:lvl>
+  </w:abstractNum>
+  <w:abstractNum w:abstractNumId="4" w15:restartNumberingAfterBreak="0">
     <w:nsid w:val="0ED660BC"/>
     <w:multiLevelType w:val="multilevel"/>
     <w:tmpl w:val="9642E4B4"/>
@@ -1334,7 +2525,7 @@
       </w:rPr>
     </w:lvl>
   </w:abstractNum>
-  <w:abstractNum w:abstractNumId="3" w15:restartNumberingAfterBreak="0">
+  <w:abstractNum w:abstractNumId="5" w15:restartNumberingAfterBreak="0">
     <w:nsid w:val="178165B6"/>
     <w:multiLevelType w:val="multilevel"/>
     <w:tmpl w:val="9B1C0314"/>
@@ -1483,7 +2674,156 @@
       </w:rPr>
     </w:lvl>
   </w:abstractNum>
-  <w:abstractNum w:abstractNumId="4" w15:restartNumberingAfterBreak="0">
+  <w:abstractNum w:abstractNumId="6" w15:restartNumberingAfterBreak="0">
+    <w:nsid w:val="1D341535"/>
+    <w:multiLevelType w:val="multilevel"/>
+    <w:tmpl w:val="7F288C9C"/>
+    <w:lvl w:ilvl="0">
+      <w:start w:val="1"/>
+      <w:numFmt w:val="bullet"/>
+      <w:lvlText w:val=""/>
+      <w:lvlJc w:val="left"/>
+      <w:pPr>
+        <w:tabs>
+          <w:tab w:val="num" w:pos="720"/>
+        </w:tabs>
+        <w:ind w:left="720" w:hanging="360"/>
+      </w:pPr>
+      <w:rPr>
+        <w:rFonts w:ascii="Symbol" w:hAnsi="Symbol" w:hint="default"/>
+        <w:sz w:val="20"/>
+      </w:rPr>
+    </w:lvl>
+    <w:lvl w:ilvl="1" w:tentative="1">
+      <w:start w:val="1"/>
+      <w:numFmt w:val="bullet"/>
+      <w:lvlText w:val="o"/>
+      <w:lvlJc w:val="left"/>
+      <w:pPr>
+        <w:tabs>
+          <w:tab w:val="num" w:pos="1440"/>
+        </w:tabs>
+        <w:ind w:left="1440" w:hanging="360"/>
+      </w:pPr>
+      <w:rPr>
+        <w:rFonts w:ascii="Courier New" w:hAnsi="Courier New" w:hint="default"/>
+        <w:sz w:val="20"/>
+      </w:rPr>
+    </w:lvl>
+    <w:lvl w:ilvl="2" w:tentative="1">
+      <w:start w:val="1"/>
+      <w:numFmt w:val="bullet"/>
+      <w:lvlText w:val=""/>
+      <w:lvlJc w:val="left"/>
+      <w:pPr>
+        <w:tabs>
+          <w:tab w:val="num" w:pos="2160"/>
+        </w:tabs>
+        <w:ind w:left="2160" w:hanging="360"/>
+      </w:pPr>
+      <w:rPr>
+        <w:rFonts w:ascii="Wingdings" w:hAnsi="Wingdings" w:hint="default"/>
+        <w:sz w:val="20"/>
+      </w:rPr>
+    </w:lvl>
+    <w:lvl w:ilvl="3" w:tentative="1">
+      <w:start w:val="1"/>
+      <w:numFmt w:val="bullet"/>
+      <w:lvlText w:val=""/>
+      <w:lvlJc w:val="left"/>
+      <w:pPr>
+        <w:tabs>
+          <w:tab w:val="num" w:pos="2880"/>
+        </w:tabs>
+        <w:ind w:left="2880" w:hanging="360"/>
+      </w:pPr>
+      <w:rPr>
+        <w:rFonts w:ascii="Wingdings" w:hAnsi="Wingdings" w:hint="default"/>
+        <w:sz w:val="20"/>
+      </w:rPr>
+    </w:lvl>
+    <w:lvl w:ilvl="4" w:tentative="1">
+      <w:start w:val="1"/>
+      <w:numFmt w:val="bullet"/>
+      <w:lvlText w:val=""/>
+      <w:lvlJc w:val="left"/>
+      <w:pPr>
+        <w:tabs>
+          <w:tab w:val="num" w:pos="3600"/>
+        </w:tabs>
+        <w:ind w:left="3600" w:hanging="360"/>
+      </w:pPr>
+      <w:rPr>
+        <w:rFonts w:ascii="Wingdings" w:hAnsi="Wingdings" w:hint="default"/>
+        <w:sz w:val="20"/>
+      </w:rPr>
+    </w:lvl>
+    <w:lvl w:ilvl="5" w:tentative="1">
+      <w:start w:val="1"/>
+      <w:numFmt w:val="bullet"/>
+      <w:lvlText w:val=""/>
+      <w:lvlJc w:val="left"/>
+      <w:pPr>
+        <w:tabs>
+          <w:tab w:val="num" w:pos="4320"/>
+        </w:tabs>
+        <w:ind w:left="4320" w:hanging="360"/>
+      </w:pPr>
+      <w:rPr>
+        <w:rFonts w:ascii="Wingdings" w:hAnsi="Wingdings" w:hint="default"/>
+        <w:sz w:val="20"/>
+      </w:rPr>
+    </w:lvl>
+    <w:lvl w:ilvl="6" w:tentative="1">
+      <w:start w:val="1"/>
+      <w:numFmt w:val="bullet"/>
+      <w:lvlText w:val=""/>
+      <w:lvlJc w:val="left"/>
+      <w:pPr>
+        <w:tabs>
+          <w:tab w:val="num" w:pos="5040"/>
+        </w:tabs>
+        <w:ind w:left="5040" w:hanging="360"/>
+      </w:pPr>
+      <w:rPr>
+        <w:rFonts w:ascii="Wingdings" w:hAnsi="Wingdings" w:hint="default"/>
+        <w:sz w:val="20"/>
+      </w:rPr>
+    </w:lvl>
+    <w:lvl w:ilvl="7" w:tentative="1">
+      <w:start w:val="1"/>
+      <w:numFmt w:val="bullet"/>
+      <w:lvlText w:val=""/>
+      <w:lvlJc w:val="left"/>
+      <w:pPr>
+        <w:tabs>
+          <w:tab w:val="num" w:pos="5760"/>
+        </w:tabs>
+        <w:ind w:left="5760" w:hanging="360"/>
+      </w:pPr>
+      <w:rPr>
+        <w:rFonts w:ascii="Wingdings" w:hAnsi="Wingdings" w:hint="default"/>
+        <w:sz w:val="20"/>
+      </w:rPr>
+    </w:lvl>
+    <w:lvl w:ilvl="8" w:tentative="1">
+      <w:start w:val="1"/>
+      <w:numFmt w:val="bullet"/>
+      <w:lvlText w:val=""/>
+      <w:lvlJc w:val="left"/>
+      <w:pPr>
+        <w:tabs>
+          <w:tab w:val="num" w:pos="6480"/>
+        </w:tabs>
+        <w:ind w:left="6480" w:hanging="360"/>
+      </w:pPr>
+      <w:rPr>
+        <w:rFonts w:ascii="Wingdings" w:hAnsi="Wingdings" w:hint="default"/>
+        <w:sz w:val="20"/>
+      </w:rPr>
+    </w:lvl>
+  </w:abstractNum>
+  <w:abstractNum w:abstractNumId="7" w15:restartNumberingAfterBreak="0">
     <w:nsid w:val="226D63BA"/>
     <w:multiLevelType w:val="multilevel"/>
     <w:tmpl w:val="3856A5CA"/>
@@ -1632,7 +2972,7 @@
       </w:rPr>
     </w:lvl>
   </w:abstractNum>
-  <w:abstractNum w:abstractNumId="5" w15:restartNumberingAfterBreak="0">
+  <w:abstractNum w:abstractNumId="8" w15:restartNumberingAfterBreak="0">
     <w:nsid w:val="23466302"/>
     <w:multiLevelType w:val="multilevel"/>
     <w:tmpl w:val="44364B38"/>
@@ -1781,7 +3121,454 @@
       </w:rPr>
     </w:lvl>
   </w:abstractNum>
-  <w:abstractNum w:abstractNumId="6" w15:restartNumberingAfterBreak="0">
+  <w:abstractNum w:abstractNumId="9" w15:restartNumberingAfterBreak="0">
+    <w:nsid w:val="380D7B8F"/>
+    <w:multiLevelType w:val="multilevel"/>
+    <w:tmpl w:val="F50EDF8C"/>
+    <w:lvl w:ilvl="0">
+      <w:start w:val="1"/>
+      <w:numFmt w:val="bullet"/>
+      <w:lvlText w:val=""/>
+      <w:lvlJc w:val="left"/>
+      <w:pPr>
+        <w:tabs>
+          <w:tab w:val="num" w:pos="720"/>
+        </w:tabs>
+        <w:ind w:left="720" w:hanging="360"/>
+      </w:pPr>
+      <w:rPr>
+        <w:rFonts w:ascii="Symbol" w:hAnsi="Symbol" w:hint="default"/>
+        <w:sz w:val="20"/>
+      </w:rPr>
+    </w:lvl>
+    <w:lvl w:ilvl="1" w:tentative="1">
+      <w:start w:val="1"/>
+      <w:numFmt w:val="bullet"/>
+      <w:lvlText w:val="o"/>
+      <w:lvlJc w:val="left"/>
+      <w:pPr>
+        <w:tabs>
+          <w:tab w:val="num" w:pos="1440"/>
+        </w:tabs>
+        <w:ind w:left="1440" w:hanging="360"/>
+      </w:pPr>
+      <w:rPr>
+        <w:rFonts w:ascii="Courier New" w:hAnsi="Courier New" w:hint="default"/>
+        <w:sz w:val="20"/>
+      </w:rPr>
+    </w:lvl>
+    <w:lvl w:ilvl="2" w:tentative="1">
+      <w:start w:val="1"/>
+      <w:numFmt w:val="bullet"/>
+      <w:lvlText w:val=""/>
+      <w:lvlJc w:val="left"/>
+      <w:pPr>
+        <w:tabs>
+          <w:tab w:val="num" w:pos="2160"/>
+        </w:tabs>
+        <w:ind w:left="2160" w:hanging="360"/>
+      </w:pPr>
+      <w:rPr>
+        <w:rFonts w:ascii="Wingdings" w:hAnsi="Wingdings" w:hint="default"/>
+        <w:sz w:val="20"/>
+      </w:rPr>
+    </w:lvl>
+    <w:lvl w:ilvl="3" w:tentative="1">
+      <w:start w:val="1"/>
+      <w:numFmt w:val="bullet"/>
+      <w:lvlText w:val=""/>
+      <w:lvlJc w:val="left"/>
+      <w:pPr>
+        <w:tabs>
+          <w:tab w:val="num" w:pos="2880"/>
+        </w:tabs>
+        <w:ind w:left="2880" w:hanging="360"/>
+      </w:pPr>
+      <w:rPr>
+        <w:rFonts w:ascii="Wingdings" w:hAnsi="Wingdings" w:hint="default"/>
+        <w:sz w:val="20"/>
+      </w:rPr>
+    </w:lvl>
+    <w:lvl w:ilvl="4" w:tentative="1">
+      <w:start w:val="1"/>
+      <w:numFmt w:val="bullet"/>
+      <w:lvlText w:val=""/>
+      <w:lvlJc w:val="left"/>
+      <w:pPr>
+        <w:tabs>
+          <w:tab w:val="num" w:pos="3600"/>
+        </w:tabs>
+        <w:ind w:left="3600" w:hanging="360"/>
+      </w:pPr>
+      <w:rPr>
+        <w:rFonts w:ascii="Wingdings" w:hAnsi="Wingdings" w:hint="default"/>
+        <w:sz w:val="20"/>
+      </w:rPr>
+    </w:lvl>
+    <w:lvl w:ilvl="5" w:tentative="1">
+      <w:start w:val="1"/>
+      <w:numFmt w:val="bullet"/>
+      <w:lvlText w:val=""/>
+      <w:lvlJc w:val="left"/>
+      <w:pPr>
+        <w:tabs>
+          <w:tab w:val="num" w:pos="4320"/>
+        </w:tabs>
+        <w:ind w:left="4320" w:hanging="360"/>
+      </w:pPr>
+      <w:rPr>
+        <w:rFonts w:ascii="Wingdings" w:hAnsi="Wingdings" w:hint="default"/>
+        <w:sz w:val="20"/>
+      </w:rPr>
+    </w:lvl>
+    <w:lvl w:ilvl="6" w:tentative="1">
+      <w:start w:val="1"/>
+      <w:numFmt w:val="bullet"/>
+      <w:lvlText w:val=""/>
+      <w:lvlJc w:val="left"/>
+      <w:pPr>
+        <w:tabs>
+          <w:tab w:val="num" w:pos="5040"/>
+        </w:tabs>
+        <w:ind w:left="5040" w:hanging="360"/>
+      </w:pPr>
+      <w:rPr>
+        <w:rFonts w:ascii="Wingdings" w:hAnsi="Wingdings" w:hint="default"/>
+        <w:sz w:val="20"/>
+      </w:rPr>
+    </w:lvl>
+    <w:lvl w:ilvl="7" w:tentative="1">
+      <w:start w:val="1"/>
+      <w:numFmt w:val="bullet"/>
+      <w:lvlText w:val=""/>
+      <w:lvlJc w:val="left"/>
+      <w:pPr>
+        <w:tabs>
+          <w:tab w:val="num" w:pos="5760"/>
+        </w:tabs>
+        <w:ind w:left="5760" w:hanging="360"/>
+      </w:pPr>
+      <w:rPr>
+        <w:rFonts w:ascii="Wingdings" w:hAnsi="Wingdings" w:hint="default"/>
+        <w:sz w:val="20"/>
+      </w:rPr>
+    </w:lvl>
+    <w:lvl w:ilvl="8" w:tentative="1">
+      <w:start w:val="1"/>
+      <w:numFmt w:val="bullet"/>
+      <w:lvlText w:val=""/>
+      <w:lvlJc w:val="left"/>
+      <w:pPr>
+        <w:tabs>
+          <w:tab w:val="num" w:pos="6480"/>
+        </w:tabs>
+        <w:ind w:left="6480" w:hanging="360"/>
+      </w:pPr>
+      <w:rPr>
+        <w:rFonts w:ascii="Wingdings" w:hAnsi="Wingdings" w:hint="default"/>
+        <w:sz w:val="20"/>
+      </w:rPr>
+    </w:lvl>
+  </w:abstractNum>
+  <w:abstractNum w:abstractNumId="10" w15:restartNumberingAfterBreak="0">
+    <w:nsid w:val="398C70E2"/>
+    <w:multiLevelType w:val="multilevel"/>
+    <w:tmpl w:val="A16E6D00"/>
+    <w:lvl w:ilvl="0">
+      <w:start w:val="1"/>
+      <w:numFmt w:val="bullet"/>
+      <w:lvlText w:val=""/>
+      <w:lvlJc w:val="left"/>
+      <w:pPr>
+        <w:tabs>
+          <w:tab w:val="num" w:pos="720"/>
+        </w:tabs>
+        <w:ind w:left="720" w:hanging="360"/>
+      </w:pPr>
+      <w:rPr>
+        <w:rFonts w:ascii="Symbol" w:hAnsi="Symbol" w:hint="default"/>
+        <w:sz w:val="20"/>
+      </w:rPr>
+    </w:lvl>
+    <w:lvl w:ilvl="1" w:tentative="1">
+      <w:start w:val="1"/>
+      <w:numFmt w:val="bullet"/>
+      <w:lvlText w:val="o"/>
+      <w:lvlJc w:val="left"/>
+      <w:pPr>
+        <w:tabs>
+          <w:tab w:val="num" w:pos="1440"/>
+        </w:tabs>
+        <w:ind w:left="1440" w:hanging="360"/>
+      </w:pPr>
+      <w:rPr>
+        <w:rFonts w:ascii="Courier New" w:hAnsi="Courier New" w:hint="default"/>
+        <w:sz w:val="20"/>
+      </w:rPr>
+    </w:lvl>
+    <w:lvl w:ilvl="2" w:tentative="1">
+      <w:start w:val="1"/>
+      <w:numFmt w:val="bullet"/>
+      <w:lvlText w:val=""/>
+      <w:lvlJc w:val="left"/>
+      <w:pPr>
+        <w:tabs>
+          <w:tab w:val="num" w:pos="2160"/>
+        </w:tabs>
+        <w:ind w:left="2160" w:hanging="360"/>
+      </w:pPr>
+      <w:rPr>
+        <w:rFonts w:ascii="Wingdings" w:hAnsi="Wingdings" w:hint="default"/>
+        <w:sz w:val="20"/>
+      </w:rPr>
+    </w:lvl>
+    <w:lvl w:ilvl="3" w:tentative="1">
+      <w:start w:val="1"/>
+      <w:numFmt w:val="bullet"/>
+      <w:lvlText w:val=""/>
+      <w:lvlJc w:val="left"/>
+      <w:pPr>
+        <w:tabs>
+          <w:tab w:val="num" w:pos="2880"/>
+        </w:tabs>
+        <w:ind w:left="2880" w:hanging="360"/>
+      </w:pPr>
+      <w:rPr>
+        <w:rFonts w:ascii="Wingdings" w:hAnsi="Wingdings" w:hint="default"/>
+        <w:sz w:val="20"/>
+      </w:rPr>
+    </w:lvl>
+    <w:lvl w:ilvl="4" w:tentative="1">
+      <w:start w:val="1"/>
+      <w:numFmt w:val="bullet"/>
+      <w:lvlText w:val=""/>
+      <w:lvlJc w:val="left"/>
+      <w:pPr>
+        <w:tabs>
+          <w:tab w:val="num" w:pos="3600"/>
+        </w:tabs>
+        <w:ind w:left="3600" w:hanging="360"/>
+      </w:pPr>
+      <w:rPr>
+        <w:rFonts w:ascii="Wingdings" w:hAnsi="Wingdings" w:hint="default"/>
+        <w:sz w:val="20"/>
+      </w:rPr>
+    </w:lvl>
+    <w:lvl w:ilvl="5" w:tentative="1">
+      <w:start w:val="1"/>
+      <w:numFmt w:val="bullet"/>
+      <w:lvlText w:val=""/>
+      <w:lvlJc w:val="left"/>
+      <w:pPr>
+        <w:tabs>
+          <w:tab w:val="num" w:pos="4320"/>
+        </w:tabs>
+        <w:ind w:left="4320" w:hanging="360"/>
+      </w:pPr>
+      <w:rPr>
+        <w:rFonts w:ascii="Wingdings" w:hAnsi="Wingdings" w:hint="default"/>
+        <w:sz w:val="20"/>
+      </w:rPr>
+    </w:lvl>
+    <w:lvl w:ilvl="6" w:tentative="1">
+      <w:start w:val="1"/>
+      <w:numFmt w:val="bullet"/>
+      <w:lvlText w:val=""/>
+      <w:lvlJc w:val="left"/>
+      <w:pPr>
+        <w:tabs>
+          <w:tab w:val="num" w:pos="5040"/>
+        </w:tabs>
+        <w:ind w:left="5040" w:hanging="360"/>
+      </w:pPr>
+      <w:rPr>
+        <w:rFonts w:ascii="Wingdings" w:hAnsi="Wingdings" w:hint="default"/>
+        <w:sz w:val="20"/>
+      </w:rPr>
+    </w:lvl>
+    <w:lvl w:ilvl="7" w:tentative="1">
+      <w:start w:val="1"/>
+      <w:numFmt w:val="bullet"/>
+      <w:lvlText w:val=""/>
+      <w:lvlJc w:val="left"/>
+      <w:pPr>
+        <w:tabs>
+          <w:tab w:val="num" w:pos="5760"/>
+        </w:tabs>
+        <w:ind w:left="5760" w:hanging="360"/>
+      </w:pPr>
+      <w:rPr>
+        <w:rFonts w:ascii="Wingdings" w:hAnsi="Wingdings" w:hint="default"/>
+        <w:sz w:val="20"/>
+      </w:rPr>
+    </w:lvl>
+    <w:lvl w:ilvl="8" w:tentative="1">
+      <w:start w:val="1"/>
+      <w:numFmt w:val="bullet"/>
+      <w:lvlText w:val=""/>
+      <w:lvlJc w:val="left"/>
+      <w:pPr>
+        <w:tabs>
+          <w:tab w:val="num" w:pos="6480"/>
+        </w:tabs>
+        <w:ind w:left="6480" w:hanging="360"/>
+      </w:pPr>
+      <w:rPr>
+        <w:rFonts w:ascii="Wingdings" w:hAnsi="Wingdings" w:hint="default"/>
+        <w:sz w:val="20"/>
+      </w:rPr>
+    </w:lvl>
+  </w:abstractNum>
+  <w:abstractNum w:abstractNumId="11" w15:restartNumberingAfterBreak="0">
+    <w:nsid w:val="457C63EB"/>
+    <w:multiLevelType w:val="multilevel"/>
+    <w:tmpl w:val="D630780E"/>
+    <w:lvl w:ilvl="0">
+      <w:start w:val="1"/>
+      <w:numFmt w:val="bullet"/>
+      <w:lvlText w:val=""/>
+      <w:lvlJc w:val="left"/>
+      <w:pPr>
+        <w:tabs>
+          <w:tab w:val="num" w:pos="720"/>
+        </w:tabs>
+        <w:ind w:left="720" w:hanging="360"/>
+      </w:pPr>
+      <w:rPr>
+        <w:rFonts w:ascii="Symbol" w:hAnsi="Symbol" w:hint="default"/>
+        <w:sz w:val="20"/>
+      </w:rPr>
+    </w:lvl>
+    <w:lvl w:ilvl="1" w:tentative="1">
+      <w:start w:val="1"/>
+      <w:numFmt w:val="bullet"/>
+      <w:lvlText w:val="o"/>
+      <w:lvlJc w:val="left"/>
+      <w:pPr>
+        <w:tabs>
+          <w:tab w:val="num" w:pos="1440"/>
+        </w:tabs>
+        <w:ind w:left="1440" w:hanging="360"/>
+      </w:pPr>
+      <w:rPr>
+        <w:rFonts w:ascii="Courier New" w:hAnsi="Courier New" w:hint="default"/>
+        <w:sz w:val="20"/>
+      </w:rPr>
+    </w:lvl>
+    <w:lvl w:ilvl="2" w:tentative="1">
+      <w:start w:val="1"/>
+      <w:numFmt w:val="bullet"/>
+      <w:lvlText w:val=""/>
+      <w:lvlJc w:val="left"/>
+      <w:pPr>
+        <w:tabs>
+          <w:tab w:val="num" w:pos="2160"/>
+        </w:tabs>
+        <w:ind w:left="2160" w:hanging="360"/>
+      </w:pPr>
+      <w:rPr>
+        <w:rFonts w:ascii="Wingdings" w:hAnsi="Wingdings" w:hint="default"/>
+        <w:sz w:val="20"/>
+      </w:rPr>
+    </w:lvl>
+    <w:lvl w:ilvl="3" w:tentative="1">
+      <w:start w:val="1"/>
+      <w:numFmt w:val="bullet"/>
+      <w:lvlText w:val=""/>
+      <w:lvlJc w:val="left"/>
+      <w:pPr>
+        <w:tabs>
+          <w:tab w:val="num" w:pos="2880"/>
+        </w:tabs>
+        <w:ind w:left="2880" w:hanging="360"/>
+      </w:pPr>
+      <w:rPr>
+        <w:rFonts w:ascii="Wingdings" w:hAnsi="Wingdings" w:hint="default"/>
+        <w:sz w:val="20"/>
+      </w:rPr>
+    </w:lvl>
+    <w:lvl w:ilvl="4" w:tentative="1">
+      <w:start w:val="1"/>
+      <w:numFmt w:val="bullet"/>
+      <w:lvlText w:val=""/>
+      <w:lvlJc w:val="left"/>
+      <w:pPr>
+        <w:tabs>
+          <w:tab w:val="num" w:pos="3600"/>
+        </w:tabs>
+        <w:ind w:left="3600" w:hanging="360"/>
+      </w:pPr>
+      <w:rPr>
+        <w:rFonts w:ascii="Wingdings" w:hAnsi="Wingdings" w:hint="default"/>
+        <w:sz w:val="20"/>
+      </w:rPr>
+    </w:lvl>
+    <w:lvl w:ilvl="5" w:tentative="1">
+      <w:start w:val="1"/>
+      <w:numFmt w:val="bullet"/>
+      <w:lvlText w:val=""/>
+      <w:lvlJc w:val="left"/>
+      <w:pPr>
+        <w:tabs>
+          <w:tab w:val="num" w:pos="4320"/>
+        </w:tabs>
+        <w:ind w:left="4320" w:hanging="360"/>
+      </w:pPr>
+      <w:rPr>
+        <w:rFonts w:ascii="Wingdings" w:hAnsi="Wingdings" w:hint="default"/>
+        <w:sz w:val="20"/>
+      </w:rPr>
+    </w:lvl>
+    <w:lvl w:ilvl="6" w:tentative="1">
+      <w:start w:val="1"/>
+      <w:numFmt w:val="bullet"/>
+      <w:lvlText w:val=""/>
+      <w:lvlJc w:val="left"/>
+      <w:pPr>
+        <w:tabs>
+          <w:tab w:val="num" w:pos="5040"/>
+        </w:tabs>
+        <w:ind w:left="5040" w:hanging="360"/>
+      </w:pPr>
+      <w:rPr>
+        <w:rFonts w:ascii="Wingdings" w:hAnsi="Wingdings" w:hint="default"/>
+        <w:sz w:val="20"/>
+      </w:rPr>
+    </w:lvl>
+    <w:lvl w:ilvl="7" w:tentative="1">
+      <w:start w:val="1"/>
+      <w:numFmt w:val="bullet"/>
+      <w:lvlText w:val=""/>
+      <w:lvlJc w:val="left"/>
+      <w:pPr>
+        <w:tabs>
+          <w:tab w:val="num" w:pos="5760"/>
+        </w:tabs>
+        <w:ind w:left="5760" w:hanging="360"/>
+      </w:pPr>
+      <w:rPr>
+        <w:rFonts w:ascii="Wingdings" w:hAnsi="Wingdings" w:hint="default"/>
+        <w:sz w:val="20"/>
+      </w:rPr>
+    </w:lvl>
+    <w:lvl w:ilvl="8" w:tentative="1">
+      <w:start w:val="1"/>
+      <w:numFmt w:val="bullet"/>
+      <w:lvlText w:val=""/>
+      <w:lvlJc w:val="left"/>
+      <w:pPr>
+        <w:tabs>
+          <w:tab w:val="num" w:pos="6480"/>
+        </w:tabs>
+        <w:ind w:left="6480" w:hanging="360"/>
+      </w:pPr>
+      <w:rPr>
+        <w:rFonts w:ascii="Wingdings" w:hAnsi="Wingdings" w:hint="default"/>
+        <w:sz w:val="20"/>
+      </w:rPr>
+    </w:lvl>
+  </w:abstractNum>
+  <w:abstractNum w:abstractNumId="12" w15:restartNumberingAfterBreak="0">
     <w:nsid w:val="49452798"/>
     <w:multiLevelType w:val="multilevel"/>
     <w:tmpl w:val="58A2C7B8"/>
@@ -1930,7 +3717,603 @@
       </w:rPr>
     </w:lvl>
   </w:abstractNum>
-  <w:abstractNum w:abstractNumId="7" w15:restartNumberingAfterBreak="0">
+  <w:abstractNum w:abstractNumId="13" w15:restartNumberingAfterBreak="0">
+    <w:nsid w:val="4DBB3F78"/>
+    <w:multiLevelType w:val="multilevel"/>
+    <w:tmpl w:val="52F26EF8"/>
+    <w:lvl w:ilvl="0">
+      <w:start w:val="1"/>
+      <w:numFmt w:val="bullet"/>
+      <w:lvlText w:val=""/>
+      <w:lvlJc w:val="left"/>
+      <w:pPr>
+        <w:tabs>
+          <w:tab w:val="num" w:pos="720"/>
+        </w:tabs>
+        <w:ind w:left="720" w:hanging="360"/>
+      </w:pPr>
+      <w:rPr>
+        <w:rFonts w:ascii="Symbol" w:hAnsi="Symbol" w:hint="default"/>
+        <w:sz w:val="20"/>
+      </w:rPr>
+    </w:lvl>
+    <w:lvl w:ilvl="1" w:tentative="1">
+      <w:start w:val="1"/>
+      <w:numFmt w:val="bullet"/>
+      <w:lvlText w:val="o"/>
+      <w:lvlJc w:val="left"/>
+      <w:pPr>
+        <w:tabs>
+          <w:tab w:val="num" w:pos="1440"/>
+        </w:tabs>
+        <w:ind w:left="1440" w:hanging="360"/>
+      </w:pPr>
+      <w:rPr>
+        <w:rFonts w:ascii="Courier New" w:hAnsi="Courier New" w:hint="default"/>
+        <w:sz w:val="20"/>
+      </w:rPr>
+    </w:lvl>
+    <w:lvl w:ilvl="2" w:tentative="1">
+      <w:start w:val="1"/>
+      <w:numFmt w:val="bullet"/>
+      <w:lvlText w:val=""/>
+      <w:lvlJc w:val="left"/>
+      <w:pPr>
+        <w:tabs>
+          <w:tab w:val="num" w:pos="2160"/>
+        </w:tabs>
+        <w:ind w:left="2160" w:hanging="360"/>
+      </w:pPr>
+      <w:rPr>
+        <w:rFonts w:ascii="Wingdings" w:hAnsi="Wingdings" w:hint="default"/>
+        <w:sz w:val="20"/>
+      </w:rPr>
+    </w:lvl>
+    <w:lvl w:ilvl="3" w:tentative="1">
+      <w:start w:val="1"/>
+      <w:numFmt w:val="bullet"/>
+      <w:lvlText w:val=""/>
+      <w:lvlJc w:val="left"/>
+      <w:pPr>
+        <w:tabs>
+          <w:tab w:val="num" w:pos="2880"/>
+        </w:tabs>
+        <w:ind w:left="2880" w:hanging="360"/>
+      </w:pPr>
+      <w:rPr>
+        <w:rFonts w:ascii="Wingdings" w:hAnsi="Wingdings" w:hint="default"/>
+        <w:sz w:val="20"/>
+      </w:rPr>
+    </w:lvl>
+    <w:lvl w:ilvl="4" w:tentative="1">
+      <w:start w:val="1"/>
+      <w:numFmt w:val="bullet"/>
+      <w:lvlText w:val=""/>
+      <w:lvlJc w:val="left"/>
+      <w:pPr>
+        <w:tabs>
+          <w:tab w:val="num" w:pos="3600"/>
+        </w:tabs>
+        <w:ind w:left="3600" w:hanging="360"/>
+      </w:pPr>
+      <w:rPr>
+        <w:rFonts w:ascii="Wingdings" w:hAnsi="Wingdings" w:hint="default"/>
+        <w:sz w:val="20"/>
+      </w:rPr>
+    </w:lvl>
+    <w:lvl w:ilvl="5" w:tentative="1">
+      <w:start w:val="1"/>
+      <w:numFmt w:val="bullet"/>
+      <w:lvlText w:val=""/>
+      <w:lvlJc w:val="left"/>
+      <w:pPr>
+        <w:tabs>
+          <w:tab w:val="num" w:pos="4320"/>
+        </w:tabs>
+        <w:ind w:left="4320" w:hanging="360"/>
+      </w:pPr>
+      <w:rPr>
+        <w:rFonts w:ascii="Wingdings" w:hAnsi="Wingdings" w:hint="default"/>
+        <w:sz w:val="20"/>
+      </w:rPr>
+    </w:lvl>
+    <w:lvl w:ilvl="6" w:tentative="1">
+      <w:start w:val="1"/>
+      <w:numFmt w:val="bullet"/>
+      <w:lvlText w:val=""/>
+      <w:lvlJc w:val="left"/>
+      <w:pPr>
+        <w:tabs>
+          <w:tab w:val="num" w:pos="5040"/>
+        </w:tabs>
+        <w:ind w:left="5040" w:hanging="360"/>
+      </w:pPr>
+      <w:rPr>
+        <w:rFonts w:ascii="Wingdings" w:hAnsi="Wingdings" w:hint="default"/>
+        <w:sz w:val="20"/>
+      </w:rPr>
+    </w:lvl>
+    <w:lvl w:ilvl="7" w:tentative="1">
+      <w:start w:val="1"/>
+      <w:numFmt w:val="bullet"/>
+      <w:lvlText w:val=""/>
+      <w:lvlJc w:val="left"/>
+      <w:pPr>
+        <w:tabs>
+          <w:tab w:val="num" w:pos="5760"/>
+        </w:tabs>
+        <w:ind w:left="5760" w:hanging="360"/>
+      </w:pPr>
+      <w:rPr>
+        <w:rFonts w:ascii="Wingdings" w:hAnsi="Wingdings" w:hint="default"/>
+        <w:sz w:val="20"/>
+      </w:rPr>
+    </w:lvl>
+    <w:lvl w:ilvl="8" w:tentative="1">
+      <w:start w:val="1"/>
+      <w:numFmt w:val="bullet"/>
+      <w:lvlText w:val=""/>
+      <w:lvlJc w:val="left"/>
+      <w:pPr>
+        <w:tabs>
+          <w:tab w:val="num" w:pos="6480"/>
+        </w:tabs>
+        <w:ind w:left="6480" w:hanging="360"/>
+      </w:pPr>
+      <w:rPr>
+        <w:rFonts w:ascii="Wingdings" w:hAnsi="Wingdings" w:hint="default"/>
+        <w:sz w:val="20"/>
+      </w:rPr>
+    </w:lvl>
+  </w:abstractNum>
+  <w:abstractNum w:abstractNumId="14" w15:restartNumberingAfterBreak="0">
+    <w:nsid w:val="5213775D"/>
+    <w:multiLevelType w:val="multilevel"/>
+    <w:tmpl w:val="0308CAC6"/>
+    <w:lvl w:ilvl="0">
+      <w:start w:val="1"/>
+      <w:numFmt w:val="bullet"/>
+      <w:lvlText w:val=""/>
+      <w:lvlJc w:val="left"/>
+      <w:pPr>
+        <w:tabs>
+          <w:tab w:val="num" w:pos="720"/>
+        </w:tabs>
+        <w:ind w:left="720" w:hanging="360"/>
+      </w:pPr>
+      <w:rPr>
+        <w:rFonts w:ascii="Symbol" w:hAnsi="Symbol" w:hint="default"/>
+        <w:sz w:val="20"/>
+      </w:rPr>
+    </w:lvl>
+    <w:lvl w:ilvl="1" w:tentative="1">
+      <w:start w:val="1"/>
+      <w:numFmt w:val="bullet"/>
+      <w:lvlText w:val="o"/>
+      <w:lvlJc w:val="left"/>
+      <w:pPr>
+        <w:tabs>
+          <w:tab w:val="num" w:pos="1440"/>
+        </w:tabs>
+        <w:ind w:left="1440" w:hanging="360"/>
+      </w:pPr>
+      <w:rPr>
+        <w:rFonts w:ascii="Courier New" w:hAnsi="Courier New" w:hint="default"/>
+        <w:sz w:val="20"/>
+      </w:rPr>
+    </w:lvl>
+    <w:lvl w:ilvl="2" w:tentative="1">
+      <w:start w:val="1"/>
+      <w:numFmt w:val="bullet"/>
+      <w:lvlText w:val=""/>
+      <w:lvlJc w:val="left"/>
+      <w:pPr>
+        <w:tabs>
+          <w:tab w:val="num" w:pos="2160"/>
+        </w:tabs>
+        <w:ind w:left="2160" w:hanging="360"/>
+      </w:pPr>
+      <w:rPr>
+        <w:rFonts w:ascii="Wingdings" w:hAnsi="Wingdings" w:hint="default"/>
+        <w:sz w:val="20"/>
+      </w:rPr>
+    </w:lvl>
+    <w:lvl w:ilvl="3" w:tentative="1">
+      <w:start w:val="1"/>
+      <w:numFmt w:val="bullet"/>
+      <w:lvlText w:val=""/>
+      <w:lvlJc w:val="left"/>
+      <w:pPr>
+        <w:tabs>
+          <w:tab w:val="num" w:pos="2880"/>
+        </w:tabs>
+        <w:ind w:left="2880" w:hanging="360"/>
+      </w:pPr>
+      <w:rPr>
+        <w:rFonts w:ascii="Wingdings" w:hAnsi="Wingdings" w:hint="default"/>
+        <w:sz w:val="20"/>
+      </w:rPr>
+    </w:lvl>
+    <w:lvl w:ilvl="4" w:tentative="1">
+      <w:start w:val="1"/>
+      <w:numFmt w:val="bullet"/>
+      <w:lvlText w:val=""/>
+      <w:lvlJc w:val="left"/>
+      <w:pPr>
+        <w:tabs>
+          <w:tab w:val="num" w:pos="3600"/>
+        </w:tabs>
+        <w:ind w:left="3600" w:hanging="360"/>
+      </w:pPr>
+      <w:rPr>
+        <w:rFonts w:ascii="Wingdings" w:hAnsi="Wingdings" w:hint="default"/>
+        <w:sz w:val="20"/>
+      </w:rPr>
+    </w:lvl>
+    <w:lvl w:ilvl="5" w:tentative="1">
+      <w:start w:val="1"/>
+      <w:numFmt w:val="bullet"/>
+      <w:lvlText w:val=""/>
+      <w:lvlJc w:val="left"/>
+      <w:pPr>
+        <w:tabs>
+          <w:tab w:val="num" w:pos="4320"/>
+        </w:tabs>
+        <w:ind w:left="4320" w:hanging="360"/>
+      </w:pPr>
+      <w:rPr>
+        <w:rFonts w:ascii="Wingdings" w:hAnsi="Wingdings" w:hint="default"/>
+        <w:sz w:val="20"/>
+      </w:rPr>
+    </w:lvl>
+    <w:lvl w:ilvl="6" w:tentative="1">
+      <w:start w:val="1"/>
+      <w:numFmt w:val="bullet"/>
+      <w:lvlText w:val=""/>
+      <w:lvlJc w:val="left"/>
+      <w:pPr>
+        <w:tabs>
+          <w:tab w:val="num" w:pos="5040"/>
+        </w:tabs>
+        <w:ind w:left="5040" w:hanging="360"/>
+      </w:pPr>
+      <w:rPr>
+        <w:rFonts w:ascii="Wingdings" w:hAnsi="Wingdings" w:hint="default"/>
+        <w:sz w:val="20"/>
+      </w:rPr>
+    </w:lvl>
+    <w:lvl w:ilvl="7" w:tentative="1">
+      <w:start w:val="1"/>
+      <w:numFmt w:val="bullet"/>
+      <w:lvlText w:val=""/>
+      <w:lvlJc w:val="left"/>
+      <w:pPr>
+        <w:tabs>
+          <w:tab w:val="num" w:pos="5760"/>
+        </w:tabs>
+        <w:ind w:left="5760" w:hanging="360"/>
+      </w:pPr>
+      <w:rPr>
+        <w:rFonts w:ascii="Wingdings" w:hAnsi="Wingdings" w:hint="default"/>
+        <w:sz w:val="20"/>
+      </w:rPr>
+    </w:lvl>
+    <w:lvl w:ilvl="8" w:tentative="1">
+      <w:start w:val="1"/>
+      <w:numFmt w:val="bullet"/>
+      <w:lvlText w:val=""/>
+      <w:lvlJc w:val="left"/>
+      <w:pPr>
+        <w:tabs>
+          <w:tab w:val="num" w:pos="6480"/>
+        </w:tabs>
+        <w:ind w:left="6480" w:hanging="360"/>
+      </w:pPr>
+      <w:rPr>
+        <w:rFonts w:ascii="Wingdings" w:hAnsi="Wingdings" w:hint="default"/>
+        <w:sz w:val="20"/>
+      </w:rPr>
+    </w:lvl>
+  </w:abstractNum>
+  <w:abstractNum w:abstractNumId="15" w15:restartNumberingAfterBreak="0">
+    <w:nsid w:val="5D293C03"/>
+    <w:multiLevelType w:val="multilevel"/>
+    <w:tmpl w:val="F61EA836"/>
+    <w:lvl w:ilvl="0">
+      <w:start w:val="1"/>
+      <w:numFmt w:val="bullet"/>
+      <w:lvlText w:val=""/>
+      <w:lvlJc w:val="left"/>
+      <w:pPr>
+        <w:tabs>
+          <w:tab w:val="num" w:pos="720"/>
+        </w:tabs>
+        <w:ind w:left="720" w:hanging="360"/>
+      </w:pPr>
+      <w:rPr>
+        <w:rFonts w:ascii="Symbol" w:hAnsi="Symbol" w:hint="default"/>
+        <w:sz w:val="20"/>
+      </w:rPr>
+    </w:lvl>
+    <w:lvl w:ilvl="1" w:tentative="1">
+      <w:start w:val="1"/>
+      <w:numFmt w:val="bullet"/>
+      <w:lvlText w:val="o"/>
+      <w:lvlJc w:val="left"/>
+      <w:pPr>
+        <w:tabs>
+          <w:tab w:val="num" w:pos="1440"/>
+        </w:tabs>
+        <w:ind w:left="1440" w:hanging="360"/>
+      </w:pPr>
+      <w:rPr>
+        <w:rFonts w:ascii="Courier New" w:hAnsi="Courier New" w:hint="default"/>
+        <w:sz w:val="20"/>
+      </w:rPr>
+    </w:lvl>
+    <w:lvl w:ilvl="2" w:tentative="1">
+      <w:start w:val="1"/>
+      <w:numFmt w:val="bullet"/>
+      <w:lvlText w:val=""/>
+      <w:lvlJc w:val="left"/>
+      <w:pPr>
+        <w:tabs>
+          <w:tab w:val="num" w:pos="2160"/>
+        </w:tabs>
+        <w:ind w:left="2160" w:hanging="360"/>
+      </w:pPr>
+      <w:rPr>
+        <w:rFonts w:ascii="Wingdings" w:hAnsi="Wingdings" w:hint="default"/>
+        <w:sz w:val="20"/>
+      </w:rPr>
+    </w:lvl>
+    <w:lvl w:ilvl="3" w:tentative="1">
+      <w:start w:val="1"/>
+      <w:numFmt w:val="bullet"/>
+      <w:lvlText w:val=""/>
+      <w:lvlJc w:val="left"/>
+      <w:pPr>
+        <w:tabs>
+          <w:tab w:val="num" w:pos="2880"/>
+        </w:tabs>
+        <w:ind w:left="2880" w:hanging="360"/>
+      </w:pPr>
+      <w:rPr>
+        <w:rFonts w:ascii="Wingdings" w:hAnsi="Wingdings" w:hint="default"/>
+        <w:sz w:val="20"/>
+      </w:rPr>
+    </w:lvl>
+    <w:lvl w:ilvl="4" w:tentative="1">
+      <w:start w:val="1"/>
+      <w:numFmt w:val="bullet"/>
+      <w:lvlText w:val=""/>
+      <w:lvlJc w:val="left"/>
+      <w:pPr>
+        <w:tabs>
+          <w:tab w:val="num" w:pos="3600"/>
+        </w:tabs>
+        <w:ind w:left="3600" w:hanging="360"/>
+      </w:pPr>
+      <w:rPr>
+        <w:rFonts w:ascii="Wingdings" w:hAnsi="Wingdings" w:hint="default"/>
+        <w:sz w:val="20"/>
+      </w:rPr>
+    </w:lvl>
+    <w:lvl w:ilvl="5" w:tentative="1">
+      <w:start w:val="1"/>
+      <w:numFmt w:val="bullet"/>
+      <w:lvlText w:val=""/>
+      <w:lvlJc w:val="left"/>
+      <w:pPr>
+        <w:tabs>
+          <w:tab w:val="num" w:pos="4320"/>
+        </w:tabs>
+        <w:ind w:left="4320" w:hanging="360"/>
+      </w:pPr>
+      <w:rPr>
+        <w:rFonts w:ascii="Wingdings" w:hAnsi="Wingdings" w:hint="default"/>
+        <w:sz w:val="20"/>
+      </w:rPr>
+    </w:lvl>
+    <w:lvl w:ilvl="6" w:tentative="1">
+      <w:start w:val="1"/>
+      <w:numFmt w:val="bullet"/>
+      <w:lvlText w:val=""/>
+      <w:lvlJc w:val="left"/>
+      <w:pPr>
+        <w:tabs>
+          <w:tab w:val="num" w:pos="5040"/>
+        </w:tabs>
+        <w:ind w:left="5040" w:hanging="360"/>
+      </w:pPr>
+      <w:rPr>
+        <w:rFonts w:ascii="Wingdings" w:hAnsi="Wingdings" w:hint="default"/>
+        <w:sz w:val="20"/>
+      </w:rPr>
+    </w:lvl>
+    <w:lvl w:ilvl="7" w:tentative="1">
+      <w:start w:val="1"/>
+      <w:numFmt w:val="bullet"/>
+      <w:lvlText w:val=""/>
+      <w:lvlJc w:val="left"/>
+      <w:pPr>
+        <w:tabs>
+          <w:tab w:val="num" w:pos="5760"/>
+        </w:tabs>
+        <w:ind w:left="5760" w:hanging="360"/>
+      </w:pPr>
+      <w:rPr>
+        <w:rFonts w:ascii="Wingdings" w:hAnsi="Wingdings" w:hint="default"/>
+        <w:sz w:val="20"/>
+      </w:rPr>
+    </w:lvl>
+    <w:lvl w:ilvl="8" w:tentative="1">
+      <w:start w:val="1"/>
+      <w:numFmt w:val="bullet"/>
+      <w:lvlText w:val=""/>
+      <w:lvlJc w:val="left"/>
+      <w:pPr>
+        <w:tabs>
+          <w:tab w:val="num" w:pos="6480"/>
+        </w:tabs>
+        <w:ind w:left="6480" w:hanging="360"/>
+      </w:pPr>
+      <w:rPr>
+        <w:rFonts w:ascii="Wingdings" w:hAnsi="Wingdings" w:hint="default"/>
+        <w:sz w:val="20"/>
+      </w:rPr>
+    </w:lvl>
+  </w:abstractNum>
+  <w:abstractNum w:abstractNumId="16" w15:restartNumberingAfterBreak="0">
+    <w:nsid w:val="5D9F65A7"/>
+    <w:multiLevelType w:val="multilevel"/>
+    <w:tmpl w:val="098A40B4"/>
+    <w:lvl w:ilvl="0">
+      <w:start w:val="1"/>
+      <w:numFmt w:val="bullet"/>
+      <w:lvlText w:val=""/>
+      <w:lvlJc w:val="left"/>
+      <w:pPr>
+        <w:tabs>
+          <w:tab w:val="num" w:pos="720"/>
+        </w:tabs>
+        <w:ind w:left="720" w:hanging="360"/>
+      </w:pPr>
+      <w:rPr>
+        <w:rFonts w:ascii="Symbol" w:hAnsi="Symbol" w:hint="default"/>
+        <w:sz w:val="20"/>
+      </w:rPr>
+    </w:lvl>
+    <w:lvl w:ilvl="1" w:tentative="1">
+      <w:start w:val="1"/>
+      <w:numFmt w:val="bullet"/>
+      <w:lvlText w:val="o"/>
+      <w:lvlJc w:val="left"/>
+      <w:pPr>
+        <w:tabs>
+          <w:tab w:val="num" w:pos="1440"/>
+        </w:tabs>
+        <w:ind w:left="1440" w:hanging="360"/>
+      </w:pPr>
+      <w:rPr>
+        <w:rFonts w:ascii="Courier New" w:hAnsi="Courier New" w:hint="default"/>
+        <w:sz w:val="20"/>
+      </w:rPr>
+    </w:lvl>
+    <w:lvl w:ilvl="2" w:tentative="1">
+      <w:start w:val="1"/>
+      <w:numFmt w:val="bullet"/>
+      <w:lvlText w:val=""/>
+      <w:lvlJc w:val="left"/>
+      <w:pPr>
+        <w:tabs>
+          <w:tab w:val="num" w:pos="2160"/>
+        </w:tabs>
+        <w:ind w:left="2160" w:hanging="360"/>
+      </w:pPr>
+      <w:rPr>
+        <w:rFonts w:ascii="Wingdings" w:hAnsi="Wingdings" w:hint="default"/>
+        <w:sz w:val="20"/>
+      </w:rPr>
+    </w:lvl>
+    <w:lvl w:ilvl="3" w:tentative="1">
+      <w:start w:val="1"/>
+      <w:numFmt w:val="bullet"/>
+      <w:lvlText w:val=""/>
+      <w:lvlJc w:val="left"/>
+      <w:pPr>
+        <w:tabs>
+          <w:tab w:val="num" w:pos="2880"/>
+        </w:tabs>
+        <w:ind w:left="2880" w:hanging="360"/>
+      </w:pPr>
+      <w:rPr>
+        <w:rFonts w:ascii="Wingdings" w:hAnsi="Wingdings" w:hint="default"/>
+        <w:sz w:val="20"/>
+      </w:rPr>
+    </w:lvl>
+    <w:lvl w:ilvl="4" w:tentative="1">
+      <w:start w:val="1"/>
+      <w:numFmt w:val="bullet"/>
+      <w:lvlText w:val=""/>
+      <w:lvlJc w:val="left"/>
+      <w:pPr>
+        <w:tabs>
+          <w:tab w:val="num" w:pos="3600"/>
+        </w:tabs>
+        <w:ind w:left="3600" w:hanging="360"/>
+      </w:pPr>
+      <w:rPr>
+        <w:rFonts w:ascii="Wingdings" w:hAnsi="Wingdings" w:hint="default"/>
+        <w:sz w:val="20"/>
+      </w:rPr>
+    </w:lvl>
+    <w:lvl w:ilvl="5" w:tentative="1">
+      <w:start w:val="1"/>
+      <w:numFmt w:val="bullet"/>
+      <w:lvlText w:val=""/>
+      <w:lvlJc w:val="left"/>
+      <w:pPr>
+        <w:tabs>
+          <w:tab w:val="num" w:pos="4320"/>
+        </w:tabs>
+        <w:ind w:left="4320" w:hanging="360"/>
+      </w:pPr>
+      <w:rPr>
+        <w:rFonts w:ascii="Wingdings" w:hAnsi="Wingdings" w:hint="default"/>
+        <w:sz w:val="20"/>
+      </w:rPr>
+    </w:lvl>
+    <w:lvl w:ilvl="6" w:tentative="1">
+      <w:start w:val="1"/>
+      <w:numFmt w:val="bullet"/>
+      <w:lvlText w:val=""/>
+      <w:lvlJc w:val="left"/>
+      <w:pPr>
+        <w:tabs>
+          <w:tab w:val="num" w:pos="5040"/>
+        </w:tabs>
+        <w:ind w:left="5040" w:hanging="360"/>
+      </w:pPr>
+      <w:rPr>
+        <w:rFonts w:ascii="Wingdings" w:hAnsi="Wingdings" w:hint="default"/>
+        <w:sz w:val="20"/>
+      </w:rPr>
+    </w:lvl>
+    <w:lvl w:ilvl="7" w:tentative="1">
+      <w:start w:val="1"/>
+      <w:numFmt w:val="bullet"/>
+      <w:lvlText w:val=""/>
+      <w:lvlJc w:val="left"/>
+      <w:pPr>
+        <w:tabs>
+          <w:tab w:val="num" w:pos="5760"/>
+        </w:tabs>
+        <w:ind w:left="5760" w:hanging="360"/>
+      </w:pPr>
+      <w:rPr>
+        <w:rFonts w:ascii="Wingdings" w:hAnsi="Wingdings" w:hint="default"/>
+        <w:sz w:val="20"/>
+      </w:rPr>
+    </w:lvl>
+    <w:lvl w:ilvl="8" w:tentative="1">
+      <w:start w:val="1"/>
+      <w:numFmt w:val="bullet"/>
+      <w:lvlText w:val=""/>
+      <w:lvlJc w:val="left"/>
+      <w:pPr>
+        <w:tabs>
+          <w:tab w:val="num" w:pos="6480"/>
+        </w:tabs>
+        <w:ind w:left="6480" w:hanging="360"/>
+      </w:pPr>
+      <w:rPr>
+        <w:rFonts w:ascii="Wingdings" w:hAnsi="Wingdings" w:hint="default"/>
+        <w:sz w:val="20"/>
+      </w:rPr>
+    </w:lvl>
+  </w:abstractNum>
+  <w:abstractNum w:abstractNumId="17" w15:restartNumberingAfterBreak="0">
     <w:nsid w:val="5E257815"/>
     <w:multiLevelType w:val="multilevel"/>
     <w:tmpl w:val="063477AC"/>
@@ -2079,7 +4462,454 @@
       </w:rPr>
     </w:lvl>
   </w:abstractNum>
-  <w:abstractNum w:abstractNumId="8" w15:restartNumberingAfterBreak="0">
+  <w:abstractNum w:abstractNumId="18" w15:restartNumberingAfterBreak="0">
+    <w:nsid w:val="5E495AFC"/>
+    <w:multiLevelType w:val="multilevel"/>
+    <w:tmpl w:val="6136B48E"/>
+    <w:lvl w:ilvl="0">
+      <w:start w:val="1"/>
+      <w:numFmt w:val="bullet"/>
+      <w:lvlText w:val=""/>
+      <w:lvlJc w:val="left"/>
+      <w:pPr>
+        <w:tabs>
+          <w:tab w:val="num" w:pos="720"/>
+        </w:tabs>
+        <w:ind w:left="720" w:hanging="360"/>
+      </w:pPr>
+      <w:rPr>
+        <w:rFonts w:ascii="Symbol" w:hAnsi="Symbol" w:hint="default"/>
+        <w:sz w:val="20"/>
+      </w:rPr>
+    </w:lvl>
+    <w:lvl w:ilvl="1" w:tentative="1">
+      <w:start w:val="1"/>
+      <w:numFmt w:val="bullet"/>
+      <w:lvlText w:val="o"/>
+      <w:lvlJc w:val="left"/>
+      <w:pPr>
+        <w:tabs>
+          <w:tab w:val="num" w:pos="1440"/>
+        </w:tabs>
+        <w:ind w:left="1440" w:hanging="360"/>
+      </w:pPr>
+      <w:rPr>
+        <w:rFonts w:ascii="Courier New" w:hAnsi="Courier New" w:hint="default"/>
+        <w:sz w:val="20"/>
+      </w:rPr>
+    </w:lvl>
+    <w:lvl w:ilvl="2" w:tentative="1">
+      <w:start w:val="1"/>
+      <w:numFmt w:val="bullet"/>
+      <w:lvlText w:val=""/>
+      <w:lvlJc w:val="left"/>
+      <w:pPr>
+        <w:tabs>
+          <w:tab w:val="num" w:pos="2160"/>
+        </w:tabs>
+        <w:ind w:left="2160" w:hanging="360"/>
+      </w:pPr>
+      <w:rPr>
+        <w:rFonts w:ascii="Wingdings" w:hAnsi="Wingdings" w:hint="default"/>
+        <w:sz w:val="20"/>
+      </w:rPr>
+    </w:lvl>
+    <w:lvl w:ilvl="3" w:tentative="1">
+      <w:start w:val="1"/>
+      <w:numFmt w:val="bullet"/>
+      <w:lvlText w:val=""/>
+      <w:lvlJc w:val="left"/>
+      <w:pPr>
+        <w:tabs>
+          <w:tab w:val="num" w:pos="2880"/>
+        </w:tabs>
+        <w:ind w:left="2880" w:hanging="360"/>
+      </w:pPr>
+      <w:rPr>
+        <w:rFonts w:ascii="Wingdings" w:hAnsi="Wingdings" w:hint="default"/>
+        <w:sz w:val="20"/>
+      </w:rPr>
+    </w:lvl>
+    <w:lvl w:ilvl="4" w:tentative="1">
+      <w:start w:val="1"/>
+      <w:numFmt w:val="bullet"/>
+      <w:lvlText w:val=""/>
+      <w:lvlJc w:val="left"/>
+      <w:pPr>
+        <w:tabs>
+          <w:tab w:val="num" w:pos="3600"/>
+        </w:tabs>
+        <w:ind w:left="3600" w:hanging="360"/>
+      </w:pPr>
+      <w:rPr>
+        <w:rFonts w:ascii="Wingdings" w:hAnsi="Wingdings" w:hint="default"/>
+        <w:sz w:val="20"/>
+      </w:rPr>
+    </w:lvl>
+    <w:lvl w:ilvl="5" w:tentative="1">
+      <w:start w:val="1"/>
+      <w:numFmt w:val="bullet"/>
+      <w:lvlText w:val=""/>
+      <w:lvlJc w:val="left"/>
+      <w:pPr>
+        <w:tabs>
+          <w:tab w:val="num" w:pos="4320"/>
+        </w:tabs>
+        <w:ind w:left="4320" w:hanging="360"/>
+      </w:pPr>
+      <w:rPr>
+        <w:rFonts w:ascii="Wingdings" w:hAnsi="Wingdings" w:hint="default"/>
+        <w:sz w:val="20"/>
+      </w:rPr>
+    </w:lvl>
+    <w:lvl w:ilvl="6" w:tentative="1">
+      <w:start w:val="1"/>
+      <w:numFmt w:val="bullet"/>
+      <w:lvlText w:val=""/>
+      <w:lvlJc w:val="left"/>
+      <w:pPr>
+        <w:tabs>
+          <w:tab w:val="num" w:pos="5040"/>
+        </w:tabs>
+        <w:ind w:left="5040" w:hanging="360"/>
+      </w:pPr>
+      <w:rPr>
+        <w:rFonts w:ascii="Wingdings" w:hAnsi="Wingdings" w:hint="default"/>
+        <w:sz w:val="20"/>
+      </w:rPr>
+    </w:lvl>
+    <w:lvl w:ilvl="7" w:tentative="1">
+      <w:start w:val="1"/>
+      <w:numFmt w:val="bullet"/>
+      <w:lvlText w:val=""/>
+      <w:lvlJc w:val="left"/>
+      <w:pPr>
+        <w:tabs>
+          <w:tab w:val="num" w:pos="5760"/>
+        </w:tabs>
+        <w:ind w:left="5760" w:hanging="360"/>
+      </w:pPr>
+      <w:rPr>
+        <w:rFonts w:ascii="Wingdings" w:hAnsi="Wingdings" w:hint="default"/>
+        <w:sz w:val="20"/>
+      </w:rPr>
+    </w:lvl>
+    <w:lvl w:ilvl="8" w:tentative="1">
+      <w:start w:val="1"/>
+      <w:numFmt w:val="bullet"/>
+      <w:lvlText w:val=""/>
+      <w:lvlJc w:val="left"/>
+      <w:pPr>
+        <w:tabs>
+          <w:tab w:val="num" w:pos="6480"/>
+        </w:tabs>
+        <w:ind w:left="6480" w:hanging="360"/>
+      </w:pPr>
+      <w:rPr>
+        <w:rFonts w:ascii="Wingdings" w:hAnsi="Wingdings" w:hint="default"/>
+        <w:sz w:val="20"/>
+      </w:rPr>
+    </w:lvl>
+  </w:abstractNum>
+  <w:abstractNum w:abstractNumId="19" w15:restartNumberingAfterBreak="0">
+    <w:nsid w:val="6517005E"/>
+    <w:multiLevelType w:val="multilevel"/>
+    <w:tmpl w:val="6B504C1C"/>
+    <w:lvl w:ilvl="0">
+      <w:start w:val="1"/>
+      <w:numFmt w:val="bullet"/>
+      <w:lvlText w:val=""/>
+      <w:lvlJc w:val="left"/>
+      <w:pPr>
+        <w:tabs>
+          <w:tab w:val="num" w:pos="720"/>
+        </w:tabs>
+        <w:ind w:left="720" w:hanging="360"/>
+      </w:pPr>
+      <w:rPr>
+        <w:rFonts w:ascii="Symbol" w:hAnsi="Symbol" w:hint="default"/>
+        <w:sz w:val="20"/>
+      </w:rPr>
+    </w:lvl>
+    <w:lvl w:ilvl="1" w:tentative="1">
+      <w:start w:val="1"/>
+      <w:numFmt w:val="bullet"/>
+      <w:lvlText w:val="o"/>
+      <w:lvlJc w:val="left"/>
+      <w:pPr>
+        <w:tabs>
+          <w:tab w:val="num" w:pos="1440"/>
+        </w:tabs>
+        <w:ind w:left="1440" w:hanging="360"/>
+      </w:pPr>
+      <w:rPr>
+        <w:rFonts w:ascii="Courier New" w:hAnsi="Courier New" w:hint="default"/>
+        <w:sz w:val="20"/>
+      </w:rPr>
+    </w:lvl>
+    <w:lvl w:ilvl="2" w:tentative="1">
+      <w:start w:val="1"/>
+      <w:numFmt w:val="bullet"/>
+      <w:lvlText w:val=""/>
+      <w:lvlJc w:val="left"/>
+      <w:pPr>
+        <w:tabs>
+          <w:tab w:val="num" w:pos="2160"/>
+        </w:tabs>
+        <w:ind w:left="2160" w:hanging="360"/>
+      </w:pPr>
+      <w:rPr>
+        <w:rFonts w:ascii="Wingdings" w:hAnsi="Wingdings" w:hint="default"/>
+        <w:sz w:val="20"/>
+      </w:rPr>
+    </w:lvl>
+    <w:lvl w:ilvl="3" w:tentative="1">
+      <w:start w:val="1"/>
+      <w:numFmt w:val="bullet"/>
+      <w:lvlText w:val=""/>
+      <w:lvlJc w:val="left"/>
+      <w:pPr>
+        <w:tabs>
+          <w:tab w:val="num" w:pos="2880"/>
+        </w:tabs>
+        <w:ind w:left="2880" w:hanging="360"/>
+      </w:pPr>
+      <w:rPr>
+        <w:rFonts w:ascii="Wingdings" w:hAnsi="Wingdings" w:hint="default"/>
+        <w:sz w:val="20"/>
+      </w:rPr>
+    </w:lvl>
+    <w:lvl w:ilvl="4" w:tentative="1">
+      <w:start w:val="1"/>
+      <w:numFmt w:val="bullet"/>
+      <w:lvlText w:val=""/>
+      <w:lvlJc w:val="left"/>
+      <w:pPr>
+        <w:tabs>
+          <w:tab w:val="num" w:pos="3600"/>
+        </w:tabs>
+        <w:ind w:left="3600" w:hanging="360"/>
+      </w:pPr>
+      <w:rPr>
+        <w:rFonts w:ascii="Wingdings" w:hAnsi="Wingdings" w:hint="default"/>
+        <w:sz w:val="20"/>
+      </w:rPr>
+    </w:lvl>
+    <w:lvl w:ilvl="5" w:tentative="1">
+      <w:start w:val="1"/>
+      <w:numFmt w:val="bullet"/>
+      <w:lvlText w:val=""/>
+      <w:lvlJc w:val="left"/>
+      <w:pPr>
+        <w:tabs>
+          <w:tab w:val="num" w:pos="4320"/>
+        </w:tabs>
+        <w:ind w:left="4320" w:hanging="360"/>
+      </w:pPr>
+      <w:rPr>
+        <w:rFonts w:ascii="Wingdings" w:hAnsi="Wingdings" w:hint="default"/>
+        <w:sz w:val="20"/>
+      </w:rPr>
+    </w:lvl>
+    <w:lvl w:ilvl="6" w:tentative="1">
+      <w:start w:val="1"/>
+      <w:numFmt w:val="bullet"/>
+      <w:lvlText w:val=""/>
+      <w:lvlJc w:val="left"/>
+      <w:pPr>
+        <w:tabs>
+          <w:tab w:val="num" w:pos="5040"/>
+        </w:tabs>
+        <w:ind w:left="5040" w:hanging="360"/>
+      </w:pPr>
+      <w:rPr>
+        <w:rFonts w:ascii="Wingdings" w:hAnsi="Wingdings" w:hint="default"/>
+        <w:sz w:val="20"/>
+      </w:rPr>
+    </w:lvl>
+    <w:lvl w:ilvl="7" w:tentative="1">
+      <w:start w:val="1"/>
+      <w:numFmt w:val="bullet"/>
+      <w:lvlText w:val=""/>
+      <w:lvlJc w:val="left"/>
+      <w:pPr>
+        <w:tabs>
+          <w:tab w:val="num" w:pos="5760"/>
+        </w:tabs>
+        <w:ind w:left="5760" w:hanging="360"/>
+      </w:pPr>
+      <w:rPr>
+        <w:rFonts w:ascii="Wingdings" w:hAnsi="Wingdings" w:hint="default"/>
+        <w:sz w:val="20"/>
+      </w:rPr>
+    </w:lvl>
+    <w:lvl w:ilvl="8" w:tentative="1">
+      <w:start w:val="1"/>
+      <w:numFmt w:val="bullet"/>
+      <w:lvlText w:val=""/>
+      <w:lvlJc w:val="left"/>
+      <w:pPr>
+        <w:tabs>
+          <w:tab w:val="num" w:pos="6480"/>
+        </w:tabs>
+        <w:ind w:left="6480" w:hanging="360"/>
+      </w:pPr>
+      <w:rPr>
+        <w:rFonts w:ascii="Wingdings" w:hAnsi="Wingdings" w:hint="default"/>
+        <w:sz w:val="20"/>
+      </w:rPr>
+    </w:lvl>
+  </w:abstractNum>
+  <w:abstractNum w:abstractNumId="20" w15:restartNumberingAfterBreak="0">
+    <w:nsid w:val="679C24F9"/>
+    <w:multiLevelType w:val="multilevel"/>
+    <w:tmpl w:val="3684BAF6"/>
+    <w:lvl w:ilvl="0">
+      <w:start w:val="1"/>
+      <w:numFmt w:val="bullet"/>
+      <w:lvlText w:val=""/>
+      <w:lvlJc w:val="left"/>
+      <w:pPr>
+        <w:tabs>
+          <w:tab w:val="num" w:pos="720"/>
+        </w:tabs>
+        <w:ind w:left="720" w:hanging="360"/>
+      </w:pPr>
+      <w:rPr>
+        <w:rFonts w:ascii="Symbol" w:hAnsi="Symbol" w:hint="default"/>
+        <w:sz w:val="20"/>
+      </w:rPr>
+    </w:lvl>
+    <w:lvl w:ilvl="1" w:tentative="1">
+      <w:start w:val="1"/>
+      <w:numFmt w:val="bullet"/>
+      <w:lvlText w:val="o"/>
+      <w:lvlJc w:val="left"/>
+      <w:pPr>
+        <w:tabs>
+          <w:tab w:val="num" w:pos="1440"/>
+        </w:tabs>
+        <w:ind w:left="1440" w:hanging="360"/>
+      </w:pPr>
+      <w:rPr>
+        <w:rFonts w:ascii="Courier New" w:hAnsi="Courier New" w:hint="default"/>
+        <w:sz w:val="20"/>
+      </w:rPr>
+    </w:lvl>
+    <w:lvl w:ilvl="2" w:tentative="1">
+      <w:start w:val="1"/>
+      <w:numFmt w:val="bullet"/>
+      <w:lvlText w:val=""/>
+      <w:lvlJc w:val="left"/>
+      <w:pPr>
+        <w:tabs>
+          <w:tab w:val="num" w:pos="2160"/>
+        </w:tabs>
+        <w:ind w:left="2160" w:hanging="360"/>
+      </w:pPr>
+      <w:rPr>
+        <w:rFonts w:ascii="Wingdings" w:hAnsi="Wingdings" w:hint="default"/>
+        <w:sz w:val="20"/>
+      </w:rPr>
+    </w:lvl>
+    <w:lvl w:ilvl="3" w:tentative="1">
+      <w:start w:val="1"/>
+      <w:numFmt w:val="bullet"/>
+      <w:lvlText w:val=""/>
+      <w:lvlJc w:val="left"/>
+      <w:pPr>
+        <w:tabs>
+          <w:tab w:val="num" w:pos="2880"/>
+        </w:tabs>
+        <w:ind w:left="2880" w:hanging="360"/>
+      </w:pPr>
+      <w:rPr>
+        <w:rFonts w:ascii="Wingdings" w:hAnsi="Wingdings" w:hint="default"/>
+        <w:sz w:val="20"/>
+      </w:rPr>
+    </w:lvl>
+    <w:lvl w:ilvl="4" w:tentative="1">
+      <w:start w:val="1"/>
+      <w:numFmt w:val="bullet"/>
+      <w:lvlText w:val=""/>
+      <w:lvlJc w:val="left"/>
+      <w:pPr>
+        <w:tabs>
+          <w:tab w:val="num" w:pos="3600"/>
+        </w:tabs>
+        <w:ind w:left="3600" w:hanging="360"/>
+      </w:pPr>
+      <w:rPr>
+        <w:rFonts w:ascii="Wingdings" w:hAnsi="Wingdings" w:hint="default"/>
+        <w:sz w:val="20"/>
+      </w:rPr>
+    </w:lvl>
+    <w:lvl w:ilvl="5" w:tentative="1">
+      <w:start w:val="1"/>
+      <w:numFmt w:val="bullet"/>
+      <w:lvlText w:val=""/>
+      <w:lvlJc w:val="left"/>
+      <w:pPr>
+        <w:tabs>
+          <w:tab w:val="num" w:pos="4320"/>
+        </w:tabs>
+        <w:ind w:left="4320" w:hanging="360"/>
+      </w:pPr>
+      <w:rPr>
+        <w:rFonts w:ascii="Wingdings" w:hAnsi="Wingdings" w:hint="default"/>
+        <w:sz w:val="20"/>
+      </w:rPr>
+    </w:lvl>
+    <w:lvl w:ilvl="6" w:tentative="1">
+      <w:start w:val="1"/>
+      <w:numFmt w:val="bullet"/>
+      <w:lvlText w:val=""/>
+      <w:lvlJc w:val="left"/>
+      <w:pPr>
+        <w:tabs>
+          <w:tab w:val="num" w:pos="5040"/>
+        </w:tabs>
+        <w:ind w:left="5040" w:hanging="360"/>
+      </w:pPr>
+      <w:rPr>
+        <w:rFonts w:ascii="Wingdings" w:hAnsi="Wingdings" w:hint="default"/>
+        <w:sz w:val="20"/>
+      </w:rPr>
+    </w:lvl>
+    <w:lvl w:ilvl="7" w:tentative="1">
+      <w:start w:val="1"/>
+      <w:numFmt w:val="bullet"/>
+      <w:lvlText w:val=""/>
+      <w:lvlJc w:val="left"/>
+      <w:pPr>
+        <w:tabs>
+          <w:tab w:val="num" w:pos="5760"/>
+        </w:tabs>
+        <w:ind w:left="5760" w:hanging="360"/>
+      </w:pPr>
+      <w:rPr>
+        <w:rFonts w:ascii="Wingdings" w:hAnsi="Wingdings" w:hint="default"/>
+        <w:sz w:val="20"/>
+      </w:rPr>
+    </w:lvl>
+    <w:lvl w:ilvl="8" w:tentative="1">
+      <w:start w:val="1"/>
+      <w:numFmt w:val="bullet"/>
+      <w:lvlText w:val=""/>
+      <w:lvlJc w:val="left"/>
+      <w:pPr>
+        <w:tabs>
+          <w:tab w:val="num" w:pos="6480"/>
+        </w:tabs>
+        <w:ind w:left="6480" w:hanging="360"/>
+      </w:pPr>
+      <w:rPr>
+        <w:rFonts w:ascii="Wingdings" w:hAnsi="Wingdings" w:hint="default"/>
+        <w:sz w:val="20"/>
+      </w:rPr>
+    </w:lvl>
+  </w:abstractNum>
+  <w:abstractNum w:abstractNumId="21" w15:restartNumberingAfterBreak="0">
     <w:nsid w:val="72AB51FB"/>
     <w:multiLevelType w:val="multilevel"/>
     <w:tmpl w:val="909E8B2A"/>
@@ -2228,7 +5058,156 @@
       </w:rPr>
     </w:lvl>
   </w:abstractNum>
-  <w:abstractNum w:abstractNumId="9" w15:restartNumberingAfterBreak="0">
+  <w:abstractNum w:abstractNumId="22" w15:restartNumberingAfterBreak="0">
+    <w:nsid w:val="73A54CC0"/>
+    <w:multiLevelType w:val="multilevel"/>
+    <w:tmpl w:val="6D46909C"/>
+    <w:lvl w:ilvl="0">
+      <w:start w:val="1"/>
+      <w:numFmt w:val="bullet"/>
+      <w:lvlText w:val=""/>
+      <w:lvlJc w:val="left"/>
+      <w:pPr>
+        <w:tabs>
+          <w:tab w:val="num" w:pos="720"/>
+        </w:tabs>
+        <w:ind w:left="720" w:hanging="360"/>
+      </w:pPr>
+      <w:rPr>
+        <w:rFonts w:ascii="Symbol" w:hAnsi="Symbol" w:hint="default"/>
+        <w:sz w:val="20"/>
+      </w:rPr>
+    </w:lvl>
+    <w:lvl w:ilvl="1" w:tentative="1">
+      <w:start w:val="1"/>
+      <w:numFmt w:val="bullet"/>
+      <w:lvlText w:val="o"/>
+      <w:lvlJc w:val="left"/>
+      <w:pPr>
+        <w:tabs>
+          <w:tab w:val="num" w:pos="1440"/>
+        </w:tabs>
+        <w:ind w:left="1440" w:hanging="360"/>
+      </w:pPr>
+      <w:rPr>
+        <w:rFonts w:ascii="Courier New" w:hAnsi="Courier New" w:hint="default"/>
+        <w:sz w:val="20"/>
+      </w:rPr>
+    </w:lvl>
+    <w:lvl w:ilvl="2" w:tentative="1">
+      <w:start w:val="1"/>
+      <w:numFmt w:val="bullet"/>
+      <w:lvlText w:val=""/>
+      <w:lvlJc w:val="left"/>
+      <w:pPr>
+        <w:tabs>
+          <w:tab w:val="num" w:pos="2160"/>
+        </w:tabs>
+        <w:ind w:left="2160" w:hanging="360"/>
+      </w:pPr>
+      <w:rPr>
+        <w:rFonts w:ascii="Wingdings" w:hAnsi="Wingdings" w:hint="default"/>
+        <w:sz w:val="20"/>
+      </w:rPr>
+    </w:lvl>
+    <w:lvl w:ilvl="3" w:tentative="1">
+      <w:start w:val="1"/>
+      <w:numFmt w:val="bullet"/>
+      <w:lvlText w:val=""/>
+      <w:lvlJc w:val="left"/>
+      <w:pPr>
+        <w:tabs>
+          <w:tab w:val="num" w:pos="2880"/>
+        </w:tabs>
+        <w:ind w:left="2880" w:hanging="360"/>
+      </w:pPr>
+      <w:rPr>
+        <w:rFonts w:ascii="Wingdings" w:hAnsi="Wingdings" w:hint="default"/>
+        <w:sz w:val="20"/>
+      </w:rPr>
+    </w:lvl>
+    <w:lvl w:ilvl="4" w:tentative="1">
+      <w:start w:val="1"/>
+      <w:numFmt w:val="bullet"/>
+      <w:lvlText w:val=""/>
+      <w:lvlJc w:val="left"/>
+      <w:pPr>
+        <w:tabs>
+          <w:tab w:val="num" w:pos="3600"/>
+        </w:tabs>
+        <w:ind w:left="3600" w:hanging="360"/>
+      </w:pPr>
+      <w:rPr>
+        <w:rFonts w:ascii="Wingdings" w:hAnsi="Wingdings" w:hint="default"/>
+        <w:sz w:val="20"/>
+      </w:rPr>
+    </w:lvl>
+    <w:lvl w:ilvl="5" w:tentative="1">
+      <w:start w:val="1"/>
+      <w:numFmt w:val="bullet"/>
+      <w:lvlText w:val=""/>
+      <w:lvlJc w:val="left"/>
+      <w:pPr>
+        <w:tabs>
+          <w:tab w:val="num" w:pos="4320"/>
+        </w:tabs>
+        <w:ind w:left="4320" w:hanging="360"/>
+      </w:pPr>
+      <w:rPr>
+        <w:rFonts w:ascii="Wingdings" w:hAnsi="Wingdings" w:hint="default"/>
+        <w:sz w:val="20"/>
+      </w:rPr>
+    </w:lvl>
+    <w:lvl w:ilvl="6" w:tentative="1">
+      <w:start w:val="1"/>
+      <w:numFmt w:val="bullet"/>
+      <w:lvlText w:val=""/>
+      <w:lvlJc w:val="left"/>
+      <w:pPr>
+        <w:tabs>
+          <w:tab w:val="num" w:pos="5040"/>
+        </w:tabs>
+        <w:ind w:left="5040" w:hanging="360"/>
+      </w:pPr>
+      <w:rPr>
+        <w:rFonts w:ascii="Wingdings" w:hAnsi="Wingdings" w:hint="default"/>
+        <w:sz w:val="20"/>
+      </w:rPr>
+    </w:lvl>
+    <w:lvl w:ilvl="7" w:tentative="1">
+      <w:start w:val="1"/>
+      <w:numFmt w:val="bullet"/>
+      <w:lvlText w:val=""/>
+      <w:lvlJc w:val="left"/>
+      <w:pPr>
+        <w:tabs>
+          <w:tab w:val="num" w:pos="5760"/>
+        </w:tabs>
+        <w:ind w:left="5760" w:hanging="360"/>
+      </w:pPr>
+      <w:rPr>
+        <w:rFonts w:ascii="Wingdings" w:hAnsi="Wingdings" w:hint="default"/>
+        <w:sz w:val="20"/>
+      </w:rPr>
+    </w:lvl>
+    <w:lvl w:ilvl="8" w:tentative="1">
+      <w:start w:val="1"/>
+      <w:numFmt w:val="bullet"/>
+      <w:lvlText w:val=""/>
+      <w:lvlJc w:val="left"/>
+      <w:pPr>
+        <w:tabs>
+          <w:tab w:val="num" w:pos="6480"/>
+        </w:tabs>
+        <w:ind w:left="6480" w:hanging="360"/>
+      </w:pPr>
+      <w:rPr>
+        <w:rFonts w:ascii="Wingdings" w:hAnsi="Wingdings" w:hint="default"/>
+        <w:sz w:val="20"/>
+      </w:rPr>
+    </w:lvl>
+  </w:abstractNum>
+  <w:abstractNum w:abstractNumId="23" w15:restartNumberingAfterBreak="0">
     <w:nsid w:val="768468A7"/>
     <w:multiLevelType w:val="multilevel"/>
     <w:tmpl w:val="3C946AF2"/>
@@ -2377,7 +5356,7 @@
       </w:rPr>
     </w:lvl>
   </w:abstractNum>
-  <w:abstractNum w:abstractNumId="10" w15:restartNumberingAfterBreak="0">
+  <w:abstractNum w:abstractNumId="24" w15:restartNumberingAfterBreak="0">
     <w:nsid w:val="7ED75604"/>
     <w:multiLevelType w:val="multilevel"/>
     <w:tmpl w:val="2B525A4C"/>
@@ -2527,37 +5506,79 @@
     </w:lvl>
   </w:abstractNum>
   <w:num w:numId="1" w16cid:durableId="922492493">
+    <w:abstractNumId w:val="21"/>
+  </w:num>
+  <w:num w:numId="2" w16cid:durableId="2116316679">
     <w:abstractNumId w:val="8"/>
   </w:num>
-  <w:num w:numId="2" w16cid:durableId="2116316679">
+  <w:num w:numId="3" w16cid:durableId="1536189588">
+    <w:abstractNumId w:val="2"/>
+  </w:num>
+  <w:num w:numId="4" w16cid:durableId="1379402279">
+    <w:abstractNumId w:val="17"/>
+  </w:num>
+  <w:num w:numId="5" w16cid:durableId="1238899970">
+    <w:abstractNumId w:val="12"/>
+  </w:num>
+  <w:num w:numId="6" w16cid:durableId="1001008034">
+    <w:abstractNumId w:val="24"/>
+  </w:num>
+  <w:num w:numId="7" w16cid:durableId="705452197">
     <w:abstractNumId w:val="5"/>
   </w:num>
-  <w:num w:numId="3" w16cid:durableId="1536189588">
-    <w:abstractNumId w:val="1"/>
-  </w:num>
-  <w:num w:numId="4" w16cid:durableId="1379402279">
-    <w:abstractNumId w:val="7"/>
-  </w:num>
-  <w:num w:numId="5" w16cid:durableId="1238899970">
-    <w:abstractNumId w:val="6"/>
-  </w:num>
-  <w:num w:numId="6" w16cid:durableId="1001008034">
-    <w:abstractNumId w:val="10"/>
-  </w:num>
-  <w:num w:numId="7" w16cid:durableId="705452197">
-    <w:abstractNumId w:val="3"/>
-  </w:num>
   <w:num w:numId="8" w16cid:durableId="828205343">
-    <w:abstractNumId w:val="9"/>
+    <w:abstractNumId w:val="23"/>
   </w:num>
   <w:num w:numId="9" w16cid:durableId="1142574417">
     <w:abstractNumId w:val="0"/>
   </w:num>
   <w:num w:numId="10" w16cid:durableId="767427325">
-    <w:abstractNumId w:val="2"/>
+    <w:abstractNumId w:val="4"/>
   </w:num>
   <w:num w:numId="11" w16cid:durableId="1484080495">
-    <w:abstractNumId w:val="4"/>
+    <w:abstractNumId w:val="7"/>
+  </w:num>
+  <w:num w:numId="12" w16cid:durableId="1599290351">
+    <w:abstractNumId w:val="16"/>
+  </w:num>
+  <w:num w:numId="13" w16cid:durableId="589392648">
+    <w:abstractNumId w:val="22"/>
+  </w:num>
+  <w:num w:numId="14" w16cid:durableId="1999772714">
+    <w:abstractNumId w:val="1"/>
+  </w:num>
+  <w:num w:numId="15" w16cid:durableId="129904958">
+    <w:abstractNumId w:val="10"/>
+  </w:num>
+  <w:num w:numId="16" w16cid:durableId="307977196">
+    <w:abstractNumId w:val="11"/>
+  </w:num>
+  <w:num w:numId="17" w16cid:durableId="1215776901">
+    <w:abstractNumId w:val="9"/>
+  </w:num>
+  <w:num w:numId="18" w16cid:durableId="726798747">
+    <w:abstractNumId w:val="19"/>
+  </w:num>
+  <w:num w:numId="19" w16cid:durableId="1342467963">
+    <w:abstractNumId w:val="6"/>
+  </w:num>
+  <w:num w:numId="20" w16cid:durableId="1936090715">
+    <w:abstractNumId w:val="3"/>
+  </w:num>
+  <w:num w:numId="21" w16cid:durableId="624849019">
+    <w:abstractNumId w:val="18"/>
+  </w:num>
+  <w:num w:numId="22" w16cid:durableId="252059371">
+    <w:abstractNumId w:val="20"/>
+  </w:num>
+  <w:num w:numId="23" w16cid:durableId="1324699017">
+    <w:abstractNumId w:val="13"/>
+  </w:num>
+  <w:num w:numId="24" w16cid:durableId="1085569317">
+    <w:abstractNumId w:val="14"/>
+  </w:num>
+  <w:num w:numId="25" w16cid:durableId="1149400916">
+    <w:abstractNumId w:val="15"/>
   </w:num>
 </w:numbering>
 </file>
@@ -2962,6 +5983,7 @@
   <w:style w:type="paragraph" w:default="1" w:styleId="a">
     <w:name w:val="Normal"/>
     <w:qFormat/>
+    <w:rsid w:val="009967B4"/>
   </w:style>
   <w:style w:type="paragraph" w:styleId="1">
     <w:name w:val="heading 1"/>
@@ -3165,6 +6187,7 @@
   <w:style w:type="character" w:default="1" w:styleId="a0">
     <w:name w:val="Default Paragraph Font"/>
     <w:uiPriority w:val="1"/>
+    <w:semiHidden/>
     <w:unhideWhenUsed/>
   </w:style>
   <w:style w:type="table" w:default="1" w:styleId="a1">
